--- a/24_постановка задачи API DELETE/Постановка на DELETE-метод.docx
+++ b/24_постановка задачи API DELETE/Постановка на DELETE-метод.docx
@@ -26,7 +26,6 @@
         </w:rPr>
         <w:t>delete</w:t>
       </w:r>
-      <w:proofErr w:type="spellStart"/>
       <w:r>
         <w:rPr>
           <w:b/>
@@ -34,7 +33,6 @@
         </w:rPr>
         <w:t>Exercise</w:t>
       </w:r>
-      <w:proofErr w:type="spellEnd"/>
       <w:r>
         <w:rPr>
           <w:b/>
@@ -146,11 +144,9 @@
               <w:widowControl w:val="0"/>
               <w:spacing w:line="240" w:lineRule="auto"/>
             </w:pPr>
-            <w:proofErr w:type="spellStart"/>
             <w:r>
               <w:t>Эндпоинт</w:t>
             </w:r>
-            <w:proofErr w:type="spellEnd"/>
           </w:p>
         </w:tc>
         <w:tc>
@@ -235,23 +231,7 @@
               <w:spacing w:line="240" w:lineRule="auto"/>
             </w:pPr>
             <w:r>
-              <w:t>DELETE /</w:t>
-            </w:r>
-            <w:proofErr w:type="spellStart"/>
-            <w:r>
-              <w:t>exercises</w:t>
-            </w:r>
-            <w:proofErr w:type="spellEnd"/>
-            <w:r>
-              <w:t>/{</w:t>
-            </w:r>
-            <w:proofErr w:type="spellStart"/>
-            <w:r>
-              <w:t>exercise_id</w:t>
-            </w:r>
-            <w:proofErr w:type="spellEnd"/>
-            <w:r>
-              <w:t>}</w:t>
+              <w:t>DELETE /exercises/{exercise_id}</w:t>
             </w:r>
           </w:p>
         </w:tc>
@@ -331,14 +311,12 @@
                 <w:lang w:val="ru-RU"/>
               </w:rPr>
             </w:pPr>
-            <w:proofErr w:type="spellStart"/>
             <w:r>
               <w:rPr>
                 <w:lang w:val="en-US"/>
               </w:rPr>
               <w:t>json</w:t>
             </w:r>
-            <w:proofErr w:type="spellEnd"/>
             <w:r>
               <w:rPr>
                 <w:lang w:val="ru-RU"/>
@@ -453,16 +431,8 @@
         <w:rPr>
           <w:spacing w:val="-5"/>
         </w:rPr>
-        <w:t xml:space="preserve"> (если </w:t>
-      </w:r>
-      <w:proofErr w:type="spellStart"/>
-      <w:r>
-        <w:rPr>
-          <w:spacing w:val="-5"/>
-        </w:rPr>
-        <w:t>верси</w:t>
-      </w:r>
-      <w:proofErr w:type="spellEnd"/>
+        <w:t xml:space="preserve"> (если верси</w:t>
+      </w:r>
       <w:r>
         <w:rPr>
           <w:spacing w:val="-5"/>
@@ -1089,50 +1059,22 @@
               <w:rPr>
                 <w:lang w:val="ru-RU"/>
               </w:rPr>
-              <w:t xml:space="preserve">е упражнения на </w:t>
-            </w:r>
-            <w:proofErr w:type="spellStart"/>
-            <w:r>
-              <w:rPr>
-                <w:lang w:val="ru-RU"/>
-              </w:rPr>
-              <w:t>Backend</w:t>
-            </w:r>
-            <w:proofErr w:type="spellEnd"/>
-            <w:r>
-              <w:rPr>
-                <w:lang w:val="ru-RU"/>
-              </w:rPr>
-              <w:t>-сервер.</w:t>
-            </w:r>
-          </w:p>
-          <w:p>
-            <w:pPr>
-              <w:widowControl w:val="0"/>
-              <w:spacing w:line="240" w:lineRule="auto"/>
-              <w:rPr>
-                <w:lang w:val="en-US"/>
-              </w:rPr>
-            </w:pPr>
-            <w:r>
-              <w:rPr>
-                <w:lang w:val="en-US"/>
-              </w:rPr>
-              <w:t>Endpoint: DELETE /exercises/{</w:t>
-            </w:r>
-            <w:proofErr w:type="spellStart"/>
-            <w:r>
-              <w:rPr>
-                <w:lang w:val="en-US"/>
-              </w:rPr>
-              <w:t>exercise_ID</w:t>
-            </w:r>
-            <w:proofErr w:type="spellEnd"/>
-            <w:r>
-              <w:rPr>
-                <w:lang w:val="en-US"/>
-              </w:rPr>
-              <w:t>}</w:t>
+              <w:t>е упражнения на Backend-сервер.</w:t>
+            </w:r>
+          </w:p>
+          <w:p>
+            <w:pPr>
+              <w:widowControl w:val="0"/>
+              <w:spacing w:line="240" w:lineRule="auto"/>
+              <w:rPr>
+                <w:lang w:val="en-US"/>
+              </w:rPr>
+            </w:pPr>
+            <w:r>
+              <w:rPr>
+                <w:lang w:val="en-US"/>
+              </w:rPr>
+              <w:t>Endpoint: DELETE /exercises/{exercise_ID}</w:t>
             </w:r>
           </w:p>
           <w:p>
@@ -1387,19 +1329,11 @@
                 <w:lang w:val="ru-RU"/>
               </w:rPr>
             </w:pPr>
-            <w:proofErr w:type="spellStart"/>
-            <w:r>
-              <w:rPr>
-                <w:lang w:val="ru-RU"/>
-              </w:rPr>
-              <w:t>Backend</w:t>
-            </w:r>
-            <w:proofErr w:type="spellEnd"/>
-            <w:r>
-              <w:rPr>
-                <w:lang w:val="ru-RU"/>
-              </w:rPr>
-              <w:t>-сервер</w:t>
+            <w:r>
+              <w:rPr>
+                <w:lang w:val="ru-RU"/>
+              </w:rPr>
+              <w:t>Backend-сервер</w:t>
             </w:r>
           </w:p>
         </w:tc>
@@ -1426,21 +1360,7 @@
               <w:rPr>
                 <w:lang w:val="ru-RU"/>
               </w:rPr>
-              <w:t xml:space="preserve">Проверяет </w:t>
-            </w:r>
-            <w:proofErr w:type="spellStart"/>
-            <w:r>
-              <w:rPr>
-                <w:lang w:val="ru-RU"/>
-              </w:rPr>
-              <w:t>валидность</w:t>
-            </w:r>
-            <w:proofErr w:type="spellEnd"/>
-            <w:r>
-              <w:rPr>
-                <w:lang w:val="ru-RU"/>
-              </w:rPr>
-              <w:t xml:space="preserve"> полученного </w:t>
+              <w:t xml:space="preserve">Проверяет валидность полученного </w:t>
             </w:r>
             <w:r>
               <w:rPr>
@@ -1478,21 +1398,7 @@
               <w:rPr>
                 <w:lang w:val="ru-RU"/>
               </w:rPr>
-              <w:t xml:space="preserve">.1 Если </w:t>
-            </w:r>
-            <w:proofErr w:type="spellStart"/>
-            <w:r>
-              <w:rPr>
-                <w:lang w:val="ru-RU"/>
-              </w:rPr>
-              <w:t>валидация</w:t>
-            </w:r>
-            <w:proofErr w:type="spellEnd"/>
-            <w:r>
-              <w:rPr>
-                <w:lang w:val="ru-RU"/>
-              </w:rPr>
-              <w:t xml:space="preserve"> пройдена — переход к п. </w:t>
+              <w:t xml:space="preserve">.1 Если валидация пройдена — переход к п. </w:t>
             </w:r>
             <w:r>
               <w:rPr>
@@ -1524,21 +1430,7 @@
               <w:rPr>
                 <w:lang w:val="ru-RU"/>
               </w:rPr>
-              <w:t xml:space="preserve">.2 Если </w:t>
-            </w:r>
-            <w:proofErr w:type="spellStart"/>
-            <w:r>
-              <w:rPr>
-                <w:lang w:val="ru-RU"/>
-              </w:rPr>
-              <w:t>валидация</w:t>
-            </w:r>
-            <w:proofErr w:type="spellEnd"/>
-            <w:r>
-              <w:rPr>
-                <w:lang w:val="ru-RU"/>
-              </w:rPr>
-              <w:t xml:space="preserve"> не пройдена – переход к п.</w:t>
+              <w:t>.2 Если валидация не пройдена – переход к п.</w:t>
             </w:r>
             <w:r>
               <w:rPr>
@@ -1787,27 +1679,11 @@
               </w:rPr>
               <w:t xml:space="preserve">Выводит администратору информационное сообщение </w:t>
             </w:r>
-            <w:commentRangeStart w:id="0"/>
-            <w:r>
-              <w:rPr>
-                <w:lang w:val="ru-RU"/>
-              </w:rPr>
-              <w:t xml:space="preserve">"Ошибка: Неправильный </w:t>
-            </w:r>
-            <w:commentRangeEnd w:id="0"/>
-            <w:r>
-              <w:rPr>
-                <w:rStyle w:val="ad"/>
-                <w:rFonts w:asciiTheme="minorHAnsi" w:eastAsiaTheme="minorHAnsi" w:hAnsiTheme="minorHAnsi" w:cstheme="minorBidi"/>
-                <w:lang w:val="ru-RU" w:eastAsia="en-US"/>
-              </w:rPr>
-              <w:commentReference w:id="0"/>
-            </w:r>
-            <w:r>
-              <w:rPr>
-                <w:lang w:val="ru-RU"/>
-              </w:rPr>
-              <w:t xml:space="preserve">формат </w:t>
+            <w:r>
+              <w:rPr>
+                <w:lang w:val="ru-RU"/>
+              </w:rPr>
+              <w:t xml:space="preserve">"Ошибка: Неправильный формат </w:t>
             </w:r>
             <w:r>
               <w:rPr>
@@ -1929,19 +1805,11 @@
               </w:rPr>
               <w:t>Н</w:t>
             </w:r>
-            <w:proofErr w:type="spellStart"/>
             <w:r>
               <w:rPr>
                 <w:spacing w:val="-5"/>
               </w:rPr>
-              <w:t>аправляет</w:t>
-            </w:r>
-            <w:proofErr w:type="spellEnd"/>
-            <w:r>
-              <w:rPr>
-                <w:spacing w:val="-5"/>
-              </w:rPr>
-              <w:t xml:space="preserve"> SQL-запрос на проверку существования указанного упражнения в базе данных</w:t>
+              <w:t>аправляет SQL-запрос на проверку существования указанного упражнения в базе данных</w:t>
             </w:r>
           </w:p>
         </w:tc>
@@ -1993,14 +1861,12 @@
                 <w:lang w:val="ru-RU"/>
               </w:rPr>
             </w:pPr>
-            <w:proofErr w:type="spellStart"/>
             <w:r>
               <w:rPr>
                 <w:lang w:val="en-US"/>
               </w:rPr>
               <w:t>CardioDatabase</w:t>
             </w:r>
-            <w:proofErr w:type="spellEnd"/>
           </w:p>
         </w:tc>
         <w:tc>
@@ -2703,14 +2569,12 @@
                 <w:lang w:val="ru-RU"/>
               </w:rPr>
             </w:pPr>
-            <w:proofErr w:type="spellStart"/>
             <w:r>
               <w:rPr>
                 <w:lang w:val="en-US"/>
               </w:rPr>
               <w:t>CardioDatabase</w:t>
             </w:r>
-            <w:proofErr w:type="spellEnd"/>
           </w:p>
         </w:tc>
         <w:tc>
@@ -3129,19 +2993,9 @@
         </w:rPr>
         <w:t xml:space="preserve"> запроса на </w:t>
       </w:r>
-      <w:proofErr w:type="spellStart"/>
-      <w:r>
-        <w:t>Backend</w:t>
-      </w:r>
-      <w:proofErr w:type="spellEnd"/>
-      <w:r>
-        <w:t xml:space="preserve"> </w:t>
-      </w:r>
-      <w:proofErr w:type="spellStart"/>
-      <w:r>
-        <w:t>Server</w:t>
-      </w:r>
-      <w:proofErr w:type="spellEnd"/>
+      <w:r>
+        <w:t>Backend Server</w:t>
+      </w:r>
     </w:p>
     <w:p>
       <w:pPr>
@@ -3268,117 +3122,260 @@
                 <w:sz w:val="24"/>
                 <w:szCs w:val="24"/>
               </w:rPr>
-              <w:t xml:space="preserve">Направить DELETE-запрос с </w:t>
-            </w:r>
-            <w:proofErr w:type="spellStart"/>
+              <w:t>Направить DELETE-запрос с Frontend на Backend Server для удаления упражнения. Endpoint: `DEL</w:t>
+            </w:r>
             <w:r>
               <w:rPr>
                 <w:sz w:val="24"/>
                 <w:szCs w:val="24"/>
               </w:rPr>
-              <w:t>Frontend</w:t>
-            </w:r>
-            <w:proofErr w:type="spellEnd"/>
+              <w:t>ETE /exercises/{exercise_ID}</w:t>
+            </w:r>
             <w:r>
               <w:rPr>
                 <w:sz w:val="24"/>
                 <w:szCs w:val="24"/>
               </w:rPr>
-              <w:t xml:space="preserve"> на </w:t>
-            </w:r>
-            <w:proofErr w:type="spellStart"/>
-            <w:r>
+              <w:t xml:space="preserve"> </w:t>
+            </w:r>
+          </w:p>
+        </w:tc>
+      </w:tr>
+      <w:tr>
+        <w:tc>
+          <w:tcPr>
+            <w:tcW w:w="780" w:type="dxa"/>
+            <w:shd w:val="clear" w:color="auto" w:fill="auto"/>
+            <w:tcMar>
+              <w:top w:w="100" w:type="dxa"/>
+              <w:left w:w="100" w:type="dxa"/>
+              <w:bottom w:w="100" w:type="dxa"/>
+              <w:right w:w="100" w:type="dxa"/>
+            </w:tcMar>
+          </w:tcPr>
+          <w:p>
+            <w:pPr>
+              <w:widowControl w:val="0"/>
+              <w:spacing w:line="240" w:lineRule="auto"/>
+              <w:rPr>
+                <w:lang w:val="ru-RU"/>
+              </w:rPr>
+            </w:pPr>
+            <w:r>
+              <w:rPr>
+                <w:lang w:val="ru-RU"/>
+              </w:rPr>
+              <w:t>2</w:t>
+            </w:r>
+          </w:p>
+        </w:tc>
+        <w:tc>
+          <w:tcPr>
+            <w:tcW w:w="12098" w:type="dxa"/>
+            <w:shd w:val="clear" w:color="auto" w:fill="auto"/>
+            <w:tcMar>
+              <w:top w:w="100" w:type="dxa"/>
+              <w:left w:w="100" w:type="dxa"/>
+              <w:bottom w:w="100" w:type="dxa"/>
+              <w:right w:w="100" w:type="dxa"/>
+            </w:tcMar>
+          </w:tcPr>
+          <w:p>
+            <w:pPr>
+              <w:widowControl w:val="0"/>
+              <w:spacing w:line="240" w:lineRule="auto"/>
               <w:rPr>
                 <w:sz w:val="24"/>
                 <w:szCs w:val="24"/>
-              </w:rPr>
-              <w:t>Backend</w:t>
-            </w:r>
-            <w:proofErr w:type="spellEnd"/>
+                <w:lang w:val="ru-RU"/>
+              </w:rPr>
+            </w:pPr>
             <w:r>
               <w:rPr>
                 <w:sz w:val="24"/>
                 <w:szCs w:val="24"/>
-              </w:rPr>
-              <w:t xml:space="preserve"> </w:t>
-            </w:r>
-            <w:proofErr w:type="spellStart"/>
+                <w:lang w:val="ru-RU"/>
+              </w:rPr>
+              <w:t xml:space="preserve">Провести </w:t>
+            </w:r>
             <w:r>
               <w:rPr>
                 <w:sz w:val="24"/>
                 <w:szCs w:val="24"/>
-              </w:rPr>
-              <w:t>Server</w:t>
-            </w:r>
-            <w:proofErr w:type="spellEnd"/>
+                <w:lang w:val="ru-RU"/>
+              </w:rPr>
+              <w:t xml:space="preserve">проверку авторизации </w:t>
+            </w:r>
             <w:r>
               <w:rPr>
                 <w:sz w:val="24"/>
                 <w:szCs w:val="24"/>
-              </w:rPr>
-              <w:t xml:space="preserve"> для удаления упражнения. </w:t>
-            </w:r>
-            <w:proofErr w:type="spellStart"/>
+                <w:lang w:val="ru-RU"/>
+              </w:rPr>
+              <w:t xml:space="preserve">по токену. </w:t>
+            </w:r>
+          </w:p>
+          <w:p>
+            <w:pPr>
+              <w:widowControl w:val="0"/>
+              <w:spacing w:line="240" w:lineRule="auto"/>
+              <w:rPr>
+                <w:i/>
+                <w:color w:val="0000FF"/>
+              </w:rPr>
+            </w:pPr>
             <w:r>
               <w:rPr>
                 <w:sz w:val="24"/>
                 <w:szCs w:val="24"/>
-              </w:rPr>
-              <w:t>Endpoint</w:t>
-            </w:r>
-            <w:proofErr w:type="spellEnd"/>
+                <w:lang w:val="ru-RU"/>
+              </w:rPr>
+              <w:t xml:space="preserve">Если </w:t>
+            </w:r>
             <w:r>
               <w:rPr>
                 <w:sz w:val="24"/>
                 <w:szCs w:val="24"/>
-              </w:rPr>
-              <w:t>: `DEL</w:t>
+                <w:lang w:val="ru-RU"/>
+              </w:rPr>
+              <w:t xml:space="preserve">авторизация по токену </w:t>
             </w:r>
             <w:r>
               <w:rPr>
                 <w:sz w:val="24"/>
                 <w:szCs w:val="24"/>
-              </w:rPr>
-              <w:t>ETE /</w:t>
-            </w:r>
-            <w:proofErr w:type="spellStart"/>
+                <w:lang w:val="ru-RU"/>
+              </w:rPr>
+              <w:t xml:space="preserve">не пройдена – вернуть ошибку 401 </w:t>
+            </w:r>
             <w:r>
               <w:rPr>
                 <w:sz w:val="24"/>
                 <w:szCs w:val="24"/>
-              </w:rPr>
-              <w:t>exercises</w:t>
-            </w:r>
-            <w:proofErr w:type="spellEnd"/>
+                <w:lang w:val="en-US"/>
+              </w:rPr>
+              <w:t>Unauthorized</w:t>
+            </w:r>
             <w:r>
               <w:rPr>
                 <w:sz w:val="24"/>
                 <w:szCs w:val="24"/>
-              </w:rPr>
-              <w:t>/{</w:t>
-            </w:r>
-            <w:proofErr w:type="spellStart"/>
-            <w:r>
+                <w:lang w:val="ru-RU"/>
+              </w:rPr>
+              <w:t>. Описание ошибки «Ошибка авторизации».</w:t>
+            </w:r>
+          </w:p>
+        </w:tc>
+      </w:tr>
+      <w:tr>
+        <w:tc>
+          <w:tcPr>
+            <w:tcW w:w="780" w:type="dxa"/>
+            <w:shd w:val="clear" w:color="auto" w:fill="auto"/>
+            <w:tcMar>
+              <w:top w:w="100" w:type="dxa"/>
+              <w:left w:w="100" w:type="dxa"/>
+              <w:bottom w:w="100" w:type="dxa"/>
+              <w:right w:w="100" w:type="dxa"/>
+            </w:tcMar>
+          </w:tcPr>
+          <w:p>
+            <w:pPr>
+              <w:widowControl w:val="0"/>
+              <w:spacing w:line="240" w:lineRule="auto"/>
+              <w:rPr>
+                <w:lang w:val="ru-RU"/>
+              </w:rPr>
+            </w:pPr>
+            <w:r>
+              <w:rPr>
+                <w:lang w:val="ru-RU"/>
+              </w:rPr>
+              <w:t>3</w:t>
+            </w:r>
+          </w:p>
+        </w:tc>
+        <w:tc>
+          <w:tcPr>
+            <w:tcW w:w="12098" w:type="dxa"/>
+            <w:shd w:val="clear" w:color="auto" w:fill="auto"/>
+            <w:tcMar>
+              <w:top w:w="100" w:type="dxa"/>
+              <w:left w:w="100" w:type="dxa"/>
+              <w:bottom w:w="100" w:type="dxa"/>
+              <w:right w:w="100" w:type="dxa"/>
+            </w:tcMar>
+          </w:tcPr>
+          <w:p>
+            <w:pPr>
+              <w:widowControl w:val="0"/>
+              <w:spacing w:line="240" w:lineRule="auto"/>
               <w:rPr>
                 <w:sz w:val="24"/>
                 <w:szCs w:val="24"/>
               </w:rPr>
-              <w:t>exercise_ID</w:t>
-            </w:r>
-            <w:proofErr w:type="spellEnd"/>
+            </w:pPr>
             <w:r>
               <w:rPr>
                 <w:sz w:val="24"/>
                 <w:szCs w:val="24"/>
-              </w:rPr>
-              <w:t>}</w:t>
+                <w:lang w:val="ru-RU"/>
+              </w:rPr>
+              <w:t>П</w:t>
             </w:r>
             <w:r>
               <w:rPr>
                 <w:sz w:val="24"/>
                 <w:szCs w:val="24"/>
               </w:rPr>
-              <w:t xml:space="preserve"> </w:t>
+              <w:t xml:space="preserve">ровести проверку прав доступа администратора на удаление упражнения. </w:t>
+            </w:r>
+          </w:p>
+          <w:p>
+            <w:pPr>
+              <w:widowControl w:val="0"/>
+              <w:spacing w:line="240" w:lineRule="auto"/>
+              <w:rPr>
+                <w:sz w:val="24"/>
+                <w:szCs w:val="24"/>
+              </w:rPr>
+            </w:pPr>
+            <w:r>
+              <w:rPr>
+                <w:sz w:val="24"/>
+                <w:szCs w:val="24"/>
+                <w:lang w:val="ru-RU"/>
+              </w:rPr>
+              <w:t xml:space="preserve">3.1 </w:t>
+            </w:r>
+            <w:r>
+              <w:rPr>
+                <w:sz w:val="24"/>
+                <w:szCs w:val="24"/>
+              </w:rPr>
+              <w:t xml:space="preserve">Если права </w:t>
+            </w:r>
+            <w:r>
+              <w:rPr>
+                <w:sz w:val="24"/>
+                <w:szCs w:val="24"/>
+              </w:rPr>
+              <w:t xml:space="preserve">отсутствуют, вернуть ошибку: </w:t>
+            </w:r>
+            <w:r>
+              <w:rPr>
+                <w:sz w:val="24"/>
+                <w:szCs w:val="24"/>
+              </w:rPr>
+              <w:t xml:space="preserve">403 Forbidden. Описание ошибки: «Недостаточно прав для </w:t>
+            </w:r>
+            <w:r>
+              <w:rPr>
+                <w:sz w:val="24"/>
+                <w:szCs w:val="24"/>
+              </w:rPr>
+              <w:lastRenderedPageBreak/>
+              <w:t>удаления упражнения».</w:t>
             </w:r>
           </w:p>
         </w:tc>
@@ -3407,7 +3404,8 @@
               <w:rPr>
                 <w:lang w:val="ru-RU"/>
               </w:rPr>
-              <w:t>2</w:t>
+              <w:lastRenderedPageBreak/>
+              <w:t>4</w:t>
             </w:r>
           </w:p>
         </w:tc>
@@ -3426,6 +3424,7 @@
             <w:pPr>
               <w:widowControl w:val="0"/>
               <w:spacing w:line="240" w:lineRule="auto"/>
+              <w:ind w:left="87"/>
               <w:rPr>
                 <w:sz w:val="24"/>
                 <w:szCs w:val="24"/>
@@ -3436,9 +3435,8 @@
               <w:rPr>
                 <w:sz w:val="24"/>
                 <w:szCs w:val="24"/>
-                <w:lang w:val="ru-RU"/>
-              </w:rPr>
-              <w:t xml:space="preserve">Провести </w:t>
+              </w:rPr>
+              <w:t>Провести валидацию формата и правильности полученного идентификатора упражнения</w:t>
             </w:r>
             <w:r>
               <w:rPr>
@@ -3446,42 +3444,118 @@
                 <w:szCs w:val="24"/>
                 <w:lang w:val="ru-RU"/>
               </w:rPr>
-              <w:t xml:space="preserve">проверку авторизации </w:t>
-            </w:r>
+              <w:t>.</w:t>
+            </w:r>
+          </w:p>
+          <w:p>
+            <w:pPr>
+              <w:widowControl w:val="0"/>
+              <w:spacing w:line="240" w:lineRule="auto"/>
+              <w:ind w:left="87"/>
+              <w:rPr>
+                <w:i/>
+                <w:color w:val="0000FF"/>
+                <w:lang w:val="ru-RU"/>
+              </w:rPr>
+            </w:pPr>
             <w:r>
               <w:rPr>
                 <w:sz w:val="24"/>
                 <w:szCs w:val="24"/>
                 <w:lang w:val="ru-RU"/>
               </w:rPr>
-              <w:t xml:space="preserve">по </w:t>
-            </w:r>
-            <w:proofErr w:type="spellStart"/>
+              <w:t xml:space="preserve">4.1 </w:t>
+            </w:r>
             <w:r>
               <w:rPr>
                 <w:sz w:val="24"/>
                 <w:szCs w:val="24"/>
-                <w:lang w:val="ru-RU"/>
-              </w:rPr>
-              <w:t>токену</w:t>
-            </w:r>
-            <w:proofErr w:type="spellEnd"/>
+              </w:rPr>
+              <w:t>Если форм</w:t>
+            </w:r>
             <w:r>
               <w:rPr>
                 <w:sz w:val="24"/>
                 <w:szCs w:val="24"/>
-                <w:lang w:val="ru-RU"/>
-              </w:rPr>
-              <w:t xml:space="preserve">. </w:t>
-            </w:r>
-          </w:p>
-          <w:p>
-            <w:pPr>
-              <w:widowControl w:val="0"/>
-              <w:spacing w:line="240" w:lineRule="auto"/>
+              </w:rPr>
+              <w:t xml:space="preserve">ат неверный, вернуть ошибку: </w:t>
+            </w:r>
+            <w:r>
+              <w:rPr>
+                <w:sz w:val="24"/>
+                <w:szCs w:val="24"/>
+              </w:rPr>
+              <w:t>400 Bad Request. Описание ошибки: «Ошибка: Неправильный формат ID упражнения».</w:t>
+            </w:r>
+          </w:p>
+        </w:tc>
+      </w:tr>
+      <w:tr>
+        <w:tc>
+          <w:tcPr>
+            <w:tcW w:w="780" w:type="dxa"/>
+            <w:shd w:val="clear" w:color="auto" w:fill="auto"/>
+            <w:tcMar>
+              <w:top w:w="100" w:type="dxa"/>
+              <w:left w:w="100" w:type="dxa"/>
+              <w:bottom w:w="100" w:type="dxa"/>
+              <w:right w:w="100" w:type="dxa"/>
+            </w:tcMar>
+          </w:tcPr>
+          <w:p>
+            <w:pPr>
+              <w:widowControl w:val="0"/>
+              <w:spacing w:line="240" w:lineRule="auto"/>
+              <w:rPr>
+                <w:lang w:val="ru-RU"/>
+              </w:rPr>
+            </w:pPr>
+            <w:r>
+              <w:rPr>
+                <w:lang w:val="ru-RU"/>
+              </w:rPr>
+              <w:t>5</w:t>
+            </w:r>
+          </w:p>
+        </w:tc>
+        <w:tc>
+          <w:tcPr>
+            <w:tcW w:w="12098" w:type="dxa"/>
+            <w:shd w:val="clear" w:color="auto" w:fill="auto"/>
+            <w:tcMar>
+              <w:top w:w="100" w:type="dxa"/>
+              <w:left w:w="100" w:type="dxa"/>
+              <w:bottom w:w="100" w:type="dxa"/>
+              <w:right w:w="100" w:type="dxa"/>
+            </w:tcMar>
+          </w:tcPr>
+          <w:p>
+            <w:pPr>
+              <w:widowControl w:val="0"/>
+              <w:spacing w:line="240" w:lineRule="auto"/>
+              <w:ind w:left="87"/>
+              <w:rPr>
+                <w:sz w:val="24"/>
+                <w:szCs w:val="24"/>
+              </w:rPr>
+            </w:pPr>
+            <w:r>
+              <w:rPr>
+                <w:sz w:val="24"/>
+                <w:szCs w:val="24"/>
+              </w:rPr>
+              <w:t>Направить SQL-запрос к базе данных для проверки существования упражнения с указанным ID</w:t>
+            </w:r>
+          </w:p>
+          <w:p>
+            <w:pPr>
+              <w:widowControl w:val="0"/>
+              <w:spacing w:line="240" w:lineRule="auto"/>
+              <w:ind w:left="87"/>
               <w:rPr>
                 <w:i/>
                 <w:color w:val="0000FF"/>
+                <w:lang w:val="ru-RU"/>
               </w:rPr>
             </w:pPr>
             <w:r>
@@ -3490,33 +3564,74 @@
                 <w:szCs w:val="24"/>
                 <w:lang w:val="ru-RU"/>
               </w:rPr>
-              <w:t xml:space="preserve">Если </w:t>
+              <w:t xml:space="preserve">5.1 </w:t>
             </w:r>
             <w:r>
               <w:rPr>
                 <w:sz w:val="24"/>
                 <w:szCs w:val="24"/>
-                <w:lang w:val="ru-RU"/>
-              </w:rPr>
-              <w:t xml:space="preserve">авторизация по </w:t>
-            </w:r>
-            <w:proofErr w:type="spellStart"/>
-            <w:r>
+              </w:rPr>
+              <w:t>Если база данных не отвечает в течение 30 секунд, вернуть ошибку 504 Gateway Timeout.</w:t>
+            </w:r>
+          </w:p>
+        </w:tc>
+      </w:tr>
+      <w:tr>
+        <w:tc>
+          <w:tcPr>
+            <w:tcW w:w="780" w:type="dxa"/>
+            <w:shd w:val="clear" w:color="auto" w:fill="auto"/>
+            <w:tcMar>
+              <w:top w:w="100" w:type="dxa"/>
+              <w:left w:w="100" w:type="dxa"/>
+              <w:bottom w:w="100" w:type="dxa"/>
+              <w:right w:w="100" w:type="dxa"/>
+            </w:tcMar>
+          </w:tcPr>
+          <w:p>
+            <w:pPr>
+              <w:widowControl w:val="0"/>
+              <w:spacing w:line="240" w:lineRule="auto"/>
+              <w:rPr>
+                <w:lang w:val="ru-RU"/>
+              </w:rPr>
+            </w:pPr>
+            <w:r>
+              <w:rPr>
+                <w:lang w:val="ru-RU"/>
+              </w:rPr>
+              <w:t>6</w:t>
+            </w:r>
+          </w:p>
+        </w:tc>
+        <w:tc>
+          <w:tcPr>
+            <w:tcW w:w="12098" w:type="dxa"/>
+            <w:shd w:val="clear" w:color="auto" w:fill="auto"/>
+            <w:tcMar>
+              <w:top w:w="100" w:type="dxa"/>
+              <w:left w:w="100" w:type="dxa"/>
+              <w:bottom w:w="100" w:type="dxa"/>
+              <w:right w:w="100" w:type="dxa"/>
+            </w:tcMar>
+          </w:tcPr>
+          <w:p>
+            <w:pPr>
+              <w:widowControl w:val="0"/>
+              <w:spacing w:line="240" w:lineRule="auto"/>
               <w:rPr>
                 <w:sz w:val="24"/>
                 <w:szCs w:val="24"/>
                 <w:lang w:val="ru-RU"/>
               </w:rPr>
-              <w:t>токену</w:t>
-            </w:r>
-            <w:proofErr w:type="spellEnd"/>
+            </w:pPr>
             <w:r>
               <w:rPr>
                 <w:sz w:val="24"/>
                 <w:szCs w:val="24"/>
                 <w:lang w:val="ru-RU"/>
               </w:rPr>
-              <w:t xml:space="preserve"> </w:t>
+              <w:t>Прове</w:t>
             </w:r>
             <w:r>
               <w:rPr>
@@ -3524,15 +3639,15 @@
                 <w:szCs w:val="24"/>
                 <w:lang w:val="ru-RU"/>
               </w:rPr>
-              <w:t xml:space="preserve">не пройдена – вернуть ошибку 401 </w:t>
+              <w:t xml:space="preserve">сти проверку полученного ответа от </w:t>
             </w:r>
             <w:r>
               <w:rPr>
                 <w:sz w:val="24"/>
                 <w:szCs w:val="24"/>
-                <w:lang w:val="en-US"/>
-              </w:rPr>
-              <w:t>Unauthorized</w:t>
+                <w:lang w:val="ru-RU"/>
+              </w:rPr>
+              <w:t>CardioDatabase</w:t>
             </w:r>
             <w:r>
               <w:rPr>
@@ -3540,7 +3655,50 @@
                 <w:szCs w:val="24"/>
                 <w:lang w:val="ru-RU"/>
               </w:rPr>
-              <w:t>. Описание ошибки «Ошибка авторизации».</w:t>
+              <w:t>:</w:t>
+            </w:r>
+          </w:p>
+          <w:p>
+            <w:pPr>
+              <w:widowControl w:val="0"/>
+              <w:spacing w:line="240" w:lineRule="auto"/>
+              <w:rPr>
+                <w:i/>
+                <w:color w:val="0000FF"/>
+                <w:lang w:val="ru-RU"/>
+              </w:rPr>
+            </w:pPr>
+            <w:r>
+              <w:rPr>
+                <w:sz w:val="24"/>
+                <w:szCs w:val="24"/>
+                <w:lang w:val="ru-RU"/>
+              </w:rPr>
+              <w:t xml:space="preserve">6.1 </w:t>
+            </w:r>
+            <w:r>
+              <w:rPr>
+                <w:sz w:val="24"/>
+                <w:szCs w:val="24"/>
+                <w:lang w:val="ru-RU"/>
+              </w:rPr>
+              <w:t>Если упражнение не найдено, вернуть ошибку:</w:t>
+            </w:r>
+            <w:r>
+              <w:rPr>
+                <w:sz w:val="24"/>
+                <w:szCs w:val="24"/>
+                <w:lang w:val="ru-RU"/>
+              </w:rPr>
+              <w:t xml:space="preserve"> </w:t>
+            </w:r>
+            <w:r>
+              <w:rPr>
+                <w:sz w:val="24"/>
+                <w:szCs w:val="24"/>
+                <w:lang w:val="ru-RU"/>
+              </w:rPr>
+              <w:t>404 Not Found. Описание ошибки: «Упражнение с данным ID не найдено».</w:t>
             </w:r>
           </w:p>
         </w:tc>
@@ -3569,7 +3727,7 @@
               <w:rPr>
                 <w:lang w:val="ru-RU"/>
               </w:rPr>
-              <w:t>3</w:t>
+              <w:t>7</w:t>
             </w:r>
           </w:p>
         </w:tc>
@@ -3591,6 +3749,7 @@
               <w:rPr>
                 <w:sz w:val="24"/>
                 <w:szCs w:val="24"/>
+                <w:lang w:val="ru-RU"/>
               </w:rPr>
             </w:pPr>
             <w:r>
@@ -3599,712 +3758,87 @@
                 <w:szCs w:val="24"/>
                 <w:lang w:val="ru-RU"/>
               </w:rPr>
-              <w:t>П</w:t>
-            </w:r>
-            <w:proofErr w:type="spellStart"/>
+              <w:t xml:space="preserve">Направить </w:t>
+            </w:r>
             <w:r>
               <w:rPr>
                 <w:sz w:val="24"/>
                 <w:szCs w:val="24"/>
-              </w:rPr>
-              <w:t>ровести</w:t>
-            </w:r>
-            <w:proofErr w:type="spellEnd"/>
+                <w:lang w:val="en-US"/>
+              </w:rPr>
+              <w:t>DELETE</w:t>
+            </w:r>
             <w:r>
               <w:rPr>
                 <w:sz w:val="24"/>
                 <w:szCs w:val="24"/>
-              </w:rPr>
-              <w:t xml:space="preserve"> проверку прав доступа администратора на удаление упражнения. </w:t>
-            </w:r>
-          </w:p>
-          <w:p>
-            <w:pPr>
-              <w:widowControl w:val="0"/>
-              <w:spacing w:line="240" w:lineRule="auto"/>
+                <w:lang w:val="ru-RU"/>
+              </w:rPr>
+              <w:t xml:space="preserve">-запросы для удаления </w:t>
+            </w:r>
+            <w:r>
               <w:rPr>
                 <w:sz w:val="24"/>
                 <w:szCs w:val="24"/>
-              </w:rPr>
-            </w:pPr>
+                <w:lang w:val="ru-RU"/>
+              </w:rPr>
+              <w:t xml:space="preserve">всех </w:t>
+            </w:r>
             <w:r>
               <w:rPr>
                 <w:sz w:val="24"/>
                 <w:szCs w:val="24"/>
                 <w:lang w:val="ru-RU"/>
               </w:rPr>
-              <w:t xml:space="preserve">3.1 </w:t>
+              <w:t>записей</w:t>
             </w:r>
             <w:r>
               <w:rPr>
                 <w:sz w:val="24"/>
                 <w:szCs w:val="24"/>
-              </w:rPr>
-              <w:t xml:space="preserve">Если права </w:t>
+                <w:lang w:val="ru-RU"/>
+              </w:rPr>
+              <w:t xml:space="preserve"> </w:t>
             </w:r>
             <w:r>
               <w:rPr>
                 <w:sz w:val="24"/>
                 <w:szCs w:val="24"/>
-              </w:rPr>
-              <w:t xml:space="preserve">отсутствуют, вернуть ошибку: </w:t>
+                <w:lang w:val="ru-RU"/>
+              </w:rPr>
+              <w:t xml:space="preserve">для данного </w:t>
             </w:r>
             <w:r>
               <w:rPr>
                 <w:sz w:val="24"/>
                 <w:szCs w:val="24"/>
-              </w:rPr>
-              <w:t xml:space="preserve">403 </w:t>
-            </w:r>
-            <w:proofErr w:type="spellStart"/>
+                <w:lang w:val="en-US"/>
+              </w:rPr>
+              <w:t>ID</w:t>
+            </w:r>
             <w:r>
               <w:rPr>
                 <w:sz w:val="24"/>
                 <w:szCs w:val="24"/>
-              </w:rPr>
-              <w:t>Forbidden</w:t>
-            </w:r>
-            <w:proofErr w:type="spellEnd"/>
+                <w:lang w:val="ru-RU"/>
+              </w:rPr>
+              <w:t xml:space="preserve"> упражнения из таблицы </w:t>
+            </w:r>
             <w:r>
               <w:rPr>
                 <w:sz w:val="24"/>
                 <w:szCs w:val="24"/>
-              </w:rPr>
-              <w:t xml:space="preserve">. Описание ошибки: «Недостаточно прав для </w:t>
+                <w:lang w:val="en-US"/>
+              </w:rPr>
+              <w:t>EXERCISES</w:t>
             </w:r>
             <w:r>
               <w:rPr>
                 <w:sz w:val="24"/>
                 <w:szCs w:val="24"/>
-              </w:rPr>
-              <w:lastRenderedPageBreak/>
-              <w:t>удаления упражнения».</w:t>
-            </w:r>
-          </w:p>
-        </w:tc>
-      </w:tr>
-      <w:tr>
-        <w:tc>
-          <w:tcPr>
-            <w:tcW w:w="780" w:type="dxa"/>
-            <w:shd w:val="clear" w:color="auto" w:fill="auto"/>
-            <w:tcMar>
-              <w:top w:w="100" w:type="dxa"/>
-              <w:left w:w="100" w:type="dxa"/>
-              <w:bottom w:w="100" w:type="dxa"/>
-              <w:right w:w="100" w:type="dxa"/>
-            </w:tcMar>
-          </w:tcPr>
-          <w:p>
-            <w:pPr>
-              <w:widowControl w:val="0"/>
-              <w:spacing w:line="240" w:lineRule="auto"/>
-              <w:rPr>
-                <w:lang w:val="ru-RU"/>
-              </w:rPr>
-            </w:pPr>
-            <w:r>
-              <w:rPr>
-                <w:lang w:val="ru-RU"/>
-              </w:rPr>
-              <w:lastRenderedPageBreak/>
-              <w:t>4</w:t>
-            </w:r>
-          </w:p>
-        </w:tc>
-        <w:tc>
-          <w:tcPr>
-            <w:tcW w:w="12098" w:type="dxa"/>
-            <w:shd w:val="clear" w:color="auto" w:fill="auto"/>
-            <w:tcMar>
-              <w:top w:w="100" w:type="dxa"/>
-              <w:left w:w="100" w:type="dxa"/>
-              <w:bottom w:w="100" w:type="dxa"/>
-              <w:right w:w="100" w:type="dxa"/>
-            </w:tcMar>
-          </w:tcPr>
-          <w:p>
-            <w:pPr>
-              <w:widowControl w:val="0"/>
-              <w:spacing w:line="240" w:lineRule="auto"/>
-              <w:ind w:left="87"/>
-              <w:rPr>
-                <w:sz w:val="24"/>
-                <w:szCs w:val="24"/>
-                <w:lang w:val="ru-RU"/>
-              </w:rPr>
-            </w:pPr>
-            <w:r>
-              <w:rPr>
-                <w:sz w:val="24"/>
-                <w:szCs w:val="24"/>
-              </w:rPr>
-              <w:t xml:space="preserve">Провести </w:t>
-            </w:r>
-            <w:proofErr w:type="spellStart"/>
-            <w:r>
-              <w:rPr>
-                <w:sz w:val="24"/>
-                <w:szCs w:val="24"/>
-              </w:rPr>
-              <w:t>валидацию</w:t>
-            </w:r>
-            <w:proofErr w:type="spellEnd"/>
-            <w:r>
-              <w:rPr>
-                <w:sz w:val="24"/>
-                <w:szCs w:val="24"/>
-              </w:rPr>
-              <w:t xml:space="preserve"> формата и правильности полученного идентификатора упражнения</w:t>
-            </w:r>
-            <w:r>
-              <w:rPr>
-                <w:sz w:val="24"/>
-                <w:szCs w:val="24"/>
-                <w:lang w:val="ru-RU"/>
-              </w:rPr>
-              <w:t>.</w:t>
-            </w:r>
-          </w:p>
-          <w:p>
-            <w:pPr>
-              <w:widowControl w:val="0"/>
-              <w:spacing w:line="240" w:lineRule="auto"/>
-              <w:ind w:left="87"/>
-              <w:rPr>
-                <w:i/>
-                <w:color w:val="0000FF"/>
-                <w:lang w:val="ru-RU"/>
-              </w:rPr>
-            </w:pPr>
-            <w:r>
-              <w:rPr>
-                <w:sz w:val="24"/>
-                <w:szCs w:val="24"/>
-                <w:lang w:val="ru-RU"/>
-              </w:rPr>
-              <w:t xml:space="preserve">4.1 </w:t>
-            </w:r>
-            <w:r>
-              <w:rPr>
-                <w:sz w:val="24"/>
-                <w:szCs w:val="24"/>
-              </w:rPr>
-              <w:t>Если форм</w:t>
-            </w:r>
-            <w:r>
-              <w:rPr>
-                <w:sz w:val="24"/>
-                <w:szCs w:val="24"/>
-              </w:rPr>
-              <w:t xml:space="preserve">ат неверный, вернуть ошибку: </w:t>
-            </w:r>
-            <w:r>
-              <w:rPr>
-                <w:sz w:val="24"/>
-                <w:szCs w:val="24"/>
-              </w:rPr>
-              <w:t xml:space="preserve">400 </w:t>
-            </w:r>
-            <w:proofErr w:type="spellStart"/>
-            <w:r>
-              <w:rPr>
-                <w:sz w:val="24"/>
-                <w:szCs w:val="24"/>
-              </w:rPr>
-              <w:t>Bad</w:t>
-            </w:r>
-            <w:proofErr w:type="spellEnd"/>
-            <w:r>
-              <w:rPr>
-                <w:sz w:val="24"/>
-                <w:szCs w:val="24"/>
-              </w:rPr>
-              <w:t xml:space="preserve"> </w:t>
-            </w:r>
-            <w:proofErr w:type="spellStart"/>
-            <w:r>
-              <w:rPr>
-                <w:sz w:val="24"/>
-                <w:szCs w:val="24"/>
-              </w:rPr>
-              <w:t>Request</w:t>
-            </w:r>
-            <w:proofErr w:type="spellEnd"/>
-            <w:r>
-              <w:rPr>
-                <w:sz w:val="24"/>
-                <w:szCs w:val="24"/>
-              </w:rPr>
-              <w:t>. Описание ошибки: «Ошибка: Неправильный формат ID упражнения».</w:t>
-            </w:r>
-          </w:p>
-        </w:tc>
-      </w:tr>
-      <w:tr>
-        <w:tc>
-          <w:tcPr>
-            <w:tcW w:w="780" w:type="dxa"/>
-            <w:shd w:val="clear" w:color="auto" w:fill="auto"/>
-            <w:tcMar>
-              <w:top w:w="100" w:type="dxa"/>
-              <w:left w:w="100" w:type="dxa"/>
-              <w:bottom w:w="100" w:type="dxa"/>
-              <w:right w:w="100" w:type="dxa"/>
-            </w:tcMar>
-          </w:tcPr>
-          <w:p>
-            <w:pPr>
-              <w:widowControl w:val="0"/>
-              <w:spacing w:line="240" w:lineRule="auto"/>
-              <w:rPr>
-                <w:lang w:val="ru-RU"/>
-              </w:rPr>
-            </w:pPr>
-            <w:r>
-              <w:rPr>
-                <w:lang w:val="ru-RU"/>
-              </w:rPr>
-              <w:t>5</w:t>
-            </w:r>
-          </w:p>
-        </w:tc>
-        <w:tc>
-          <w:tcPr>
-            <w:tcW w:w="12098" w:type="dxa"/>
-            <w:shd w:val="clear" w:color="auto" w:fill="auto"/>
-            <w:tcMar>
-              <w:top w:w="100" w:type="dxa"/>
-              <w:left w:w="100" w:type="dxa"/>
-              <w:bottom w:w="100" w:type="dxa"/>
-              <w:right w:w="100" w:type="dxa"/>
-            </w:tcMar>
-          </w:tcPr>
-          <w:p>
-            <w:pPr>
-              <w:widowControl w:val="0"/>
-              <w:spacing w:line="240" w:lineRule="auto"/>
-              <w:ind w:left="87"/>
-              <w:rPr>
-                <w:sz w:val="24"/>
-                <w:szCs w:val="24"/>
-              </w:rPr>
-            </w:pPr>
-            <w:r>
-              <w:rPr>
-                <w:sz w:val="24"/>
-                <w:szCs w:val="24"/>
-              </w:rPr>
-              <w:t>Направить SQL-запрос к базе данных для проверки существования упражнения с указанным ID</w:t>
-            </w:r>
-          </w:p>
-          <w:p>
-            <w:pPr>
-              <w:widowControl w:val="0"/>
-              <w:spacing w:line="240" w:lineRule="auto"/>
-              <w:ind w:left="87"/>
-              <w:rPr>
-                <w:i/>
-                <w:color w:val="0000FF"/>
-                <w:lang w:val="ru-RU"/>
-              </w:rPr>
-            </w:pPr>
-            <w:r>
-              <w:rPr>
-                <w:sz w:val="24"/>
-                <w:szCs w:val="24"/>
-                <w:lang w:val="ru-RU"/>
-              </w:rPr>
-              <w:t xml:space="preserve">5.1 </w:t>
-            </w:r>
-            <w:r>
-              <w:rPr>
-                <w:sz w:val="24"/>
-                <w:szCs w:val="24"/>
-              </w:rPr>
-              <w:t xml:space="preserve">Если база данных не отвечает в течение 30 секунд, вернуть ошибку 504 </w:t>
-            </w:r>
-            <w:proofErr w:type="spellStart"/>
-            <w:r>
-              <w:rPr>
-                <w:sz w:val="24"/>
-                <w:szCs w:val="24"/>
-              </w:rPr>
-              <w:t>Gateway</w:t>
-            </w:r>
-            <w:proofErr w:type="spellEnd"/>
-            <w:r>
-              <w:rPr>
-                <w:sz w:val="24"/>
-                <w:szCs w:val="24"/>
-              </w:rPr>
-              <w:t xml:space="preserve"> </w:t>
-            </w:r>
-            <w:proofErr w:type="spellStart"/>
-            <w:r>
-              <w:rPr>
-                <w:sz w:val="24"/>
-                <w:szCs w:val="24"/>
-              </w:rPr>
-              <w:t>Timeout</w:t>
-            </w:r>
-            <w:proofErr w:type="spellEnd"/>
-            <w:r>
-              <w:rPr>
-                <w:sz w:val="24"/>
-                <w:szCs w:val="24"/>
-              </w:rPr>
-              <w:t>.</w:t>
-            </w:r>
-          </w:p>
-        </w:tc>
-      </w:tr>
-      <w:tr>
-        <w:tc>
-          <w:tcPr>
-            <w:tcW w:w="780" w:type="dxa"/>
-            <w:shd w:val="clear" w:color="auto" w:fill="auto"/>
-            <w:tcMar>
-              <w:top w:w="100" w:type="dxa"/>
-              <w:left w:w="100" w:type="dxa"/>
-              <w:bottom w:w="100" w:type="dxa"/>
-              <w:right w:w="100" w:type="dxa"/>
-            </w:tcMar>
-          </w:tcPr>
-          <w:p>
-            <w:pPr>
-              <w:widowControl w:val="0"/>
-              <w:spacing w:line="240" w:lineRule="auto"/>
-              <w:rPr>
-                <w:lang w:val="ru-RU"/>
-              </w:rPr>
-            </w:pPr>
-            <w:r>
-              <w:rPr>
-                <w:lang w:val="ru-RU"/>
-              </w:rPr>
-              <w:t>6</w:t>
-            </w:r>
-          </w:p>
-        </w:tc>
-        <w:tc>
-          <w:tcPr>
-            <w:tcW w:w="12098" w:type="dxa"/>
-            <w:shd w:val="clear" w:color="auto" w:fill="auto"/>
-            <w:tcMar>
-              <w:top w:w="100" w:type="dxa"/>
-              <w:left w:w="100" w:type="dxa"/>
-              <w:bottom w:w="100" w:type="dxa"/>
-              <w:right w:w="100" w:type="dxa"/>
-            </w:tcMar>
-          </w:tcPr>
-          <w:p>
-            <w:pPr>
-              <w:widowControl w:val="0"/>
-              <w:spacing w:line="240" w:lineRule="auto"/>
-              <w:rPr>
-                <w:sz w:val="24"/>
-                <w:szCs w:val="24"/>
-                <w:lang w:val="ru-RU"/>
-              </w:rPr>
-            </w:pPr>
-            <w:r>
-              <w:rPr>
-                <w:sz w:val="24"/>
-                <w:szCs w:val="24"/>
-                <w:lang w:val="ru-RU"/>
-              </w:rPr>
-              <w:t>Прове</w:t>
-            </w:r>
-            <w:r>
-              <w:rPr>
-                <w:sz w:val="24"/>
-                <w:szCs w:val="24"/>
-                <w:lang w:val="ru-RU"/>
-              </w:rPr>
-              <w:t xml:space="preserve">сти проверку полученного ответа от </w:t>
-            </w:r>
-            <w:proofErr w:type="spellStart"/>
-            <w:r>
-              <w:rPr>
-                <w:sz w:val="24"/>
-                <w:szCs w:val="24"/>
-                <w:lang w:val="ru-RU"/>
-              </w:rPr>
-              <w:t>CardioDatabase</w:t>
-            </w:r>
-            <w:proofErr w:type="spellEnd"/>
-            <w:r>
-              <w:rPr>
-                <w:sz w:val="24"/>
-                <w:szCs w:val="24"/>
-                <w:lang w:val="ru-RU"/>
-              </w:rPr>
-              <w:t>:</w:t>
-            </w:r>
-          </w:p>
-          <w:p>
-            <w:pPr>
-              <w:widowControl w:val="0"/>
-              <w:spacing w:line="240" w:lineRule="auto"/>
-              <w:rPr>
-                <w:i/>
-                <w:color w:val="0000FF"/>
-                <w:lang w:val="ru-RU"/>
-              </w:rPr>
-            </w:pPr>
-            <w:r>
-              <w:rPr>
-                <w:sz w:val="24"/>
-                <w:szCs w:val="24"/>
-                <w:lang w:val="ru-RU"/>
-              </w:rPr>
-              <w:t xml:space="preserve">6.1 </w:t>
-            </w:r>
-            <w:r>
-              <w:rPr>
-                <w:sz w:val="24"/>
-                <w:szCs w:val="24"/>
-                <w:lang w:val="ru-RU"/>
-              </w:rPr>
-              <w:t>Если упражнение не найдено, вернуть ошибку:</w:t>
-            </w:r>
-            <w:r>
-              <w:rPr>
-                <w:sz w:val="24"/>
-                <w:szCs w:val="24"/>
-                <w:lang w:val="ru-RU"/>
-              </w:rPr>
-              <w:t xml:space="preserve"> </w:t>
-            </w:r>
-            <w:r>
-              <w:rPr>
-                <w:sz w:val="24"/>
-                <w:szCs w:val="24"/>
-                <w:lang w:val="ru-RU"/>
-              </w:rPr>
-              <w:t xml:space="preserve">404 </w:t>
-            </w:r>
-            <w:proofErr w:type="spellStart"/>
-            <w:r>
-              <w:rPr>
-                <w:sz w:val="24"/>
-                <w:szCs w:val="24"/>
-                <w:lang w:val="ru-RU"/>
-              </w:rPr>
-              <w:t>Not</w:t>
-            </w:r>
-            <w:proofErr w:type="spellEnd"/>
-            <w:r>
-              <w:rPr>
-                <w:sz w:val="24"/>
-                <w:szCs w:val="24"/>
-                <w:lang w:val="ru-RU"/>
-              </w:rPr>
-              <w:t xml:space="preserve"> </w:t>
-            </w:r>
-            <w:proofErr w:type="spellStart"/>
-            <w:r>
-              <w:rPr>
-                <w:sz w:val="24"/>
-                <w:szCs w:val="24"/>
-                <w:lang w:val="ru-RU"/>
-              </w:rPr>
-              <w:t>Found</w:t>
-            </w:r>
-            <w:proofErr w:type="spellEnd"/>
-            <w:r>
-              <w:rPr>
-                <w:sz w:val="24"/>
-                <w:szCs w:val="24"/>
-                <w:lang w:val="ru-RU"/>
-              </w:rPr>
-              <w:t>. Описание ошибки: «Упражнение с данным ID не найдено».</w:t>
-            </w:r>
-          </w:p>
-        </w:tc>
-      </w:tr>
-      <w:tr>
-        <w:tc>
-          <w:tcPr>
-            <w:tcW w:w="780" w:type="dxa"/>
-            <w:shd w:val="clear" w:color="auto" w:fill="auto"/>
-            <w:tcMar>
-              <w:top w:w="100" w:type="dxa"/>
-              <w:left w:w="100" w:type="dxa"/>
-              <w:bottom w:w="100" w:type="dxa"/>
-              <w:right w:w="100" w:type="dxa"/>
-            </w:tcMar>
-          </w:tcPr>
-          <w:p>
-            <w:pPr>
-              <w:widowControl w:val="0"/>
-              <w:spacing w:line="240" w:lineRule="auto"/>
-              <w:rPr>
-                <w:lang w:val="ru-RU"/>
-              </w:rPr>
-            </w:pPr>
-            <w:r>
-              <w:rPr>
-                <w:lang w:val="ru-RU"/>
-              </w:rPr>
-              <w:t>7</w:t>
-            </w:r>
-          </w:p>
-        </w:tc>
-        <w:tc>
-          <w:tcPr>
-            <w:tcW w:w="12098" w:type="dxa"/>
-            <w:shd w:val="clear" w:color="auto" w:fill="auto"/>
-            <w:tcMar>
-              <w:top w:w="100" w:type="dxa"/>
-              <w:left w:w="100" w:type="dxa"/>
-              <w:bottom w:w="100" w:type="dxa"/>
-              <w:right w:w="100" w:type="dxa"/>
-            </w:tcMar>
-          </w:tcPr>
-          <w:p>
-            <w:pPr>
-              <w:widowControl w:val="0"/>
-              <w:spacing w:line="240" w:lineRule="auto"/>
-              <w:rPr>
-                <w:sz w:val="24"/>
-                <w:szCs w:val="24"/>
-                <w:lang w:val="ru-RU"/>
-              </w:rPr>
-            </w:pPr>
-            <w:r>
-              <w:rPr>
-                <w:sz w:val="24"/>
-                <w:szCs w:val="24"/>
-                <w:lang w:val="ru-RU"/>
-              </w:rPr>
-              <w:t xml:space="preserve">Направить </w:t>
-            </w:r>
-            <w:r>
-              <w:rPr>
-                <w:sz w:val="24"/>
-                <w:szCs w:val="24"/>
-                <w:lang w:val="en-US"/>
-              </w:rPr>
-              <w:t>DELETE</w:t>
-            </w:r>
-            <w:r>
-              <w:rPr>
-                <w:sz w:val="24"/>
-                <w:szCs w:val="24"/>
-                <w:lang w:val="ru-RU"/>
-              </w:rPr>
-              <w:t xml:space="preserve">-запросы для удаления </w:t>
-            </w:r>
-            <w:r>
-              <w:rPr>
-                <w:sz w:val="24"/>
-                <w:szCs w:val="24"/>
-                <w:lang w:val="ru-RU"/>
-              </w:rPr>
-              <w:t xml:space="preserve">всех </w:t>
-            </w:r>
-            <w:r>
-              <w:rPr>
-                <w:sz w:val="24"/>
-                <w:szCs w:val="24"/>
-                <w:lang w:val="ru-RU"/>
-              </w:rPr>
-              <w:t>записей</w:t>
-            </w:r>
-            <w:r>
-              <w:rPr>
-                <w:sz w:val="24"/>
-                <w:szCs w:val="24"/>
-                <w:lang w:val="ru-RU"/>
-              </w:rPr>
-              <w:t xml:space="preserve"> для данного </w:t>
-            </w:r>
-            <w:r>
-              <w:rPr>
-                <w:sz w:val="24"/>
-                <w:szCs w:val="24"/>
-                <w:lang w:val="en-US"/>
-              </w:rPr>
-              <w:t>ID</w:t>
-            </w:r>
-            <w:r>
-              <w:rPr>
-                <w:sz w:val="24"/>
-                <w:szCs w:val="24"/>
-                <w:lang w:val="ru-RU"/>
-              </w:rPr>
-              <w:t xml:space="preserve"> упражнения из таблицы </w:t>
-            </w:r>
-            <w:r>
-              <w:rPr>
-                <w:sz w:val="24"/>
-                <w:szCs w:val="24"/>
-                <w:lang w:val="en-US"/>
-              </w:rPr>
-              <w:t>EXERCISES</w:t>
-            </w:r>
-            <w:r>
-              <w:rPr>
-                <w:sz w:val="24"/>
-                <w:szCs w:val="24"/>
-                <w:lang w:val="ru-RU"/>
-              </w:rPr>
-              <w:t>, а также</w:t>
-            </w:r>
-            <w:r>
-              <w:rPr>
-                <w:sz w:val="24"/>
-                <w:szCs w:val="24"/>
-                <w:lang w:val="ru-RU"/>
-              </w:rPr>
-              <w:t xml:space="preserve"> </w:t>
-            </w:r>
-            <w:r>
-              <w:rPr>
-                <w:sz w:val="24"/>
-                <w:szCs w:val="24"/>
-                <w:lang w:val="ru-RU"/>
-              </w:rPr>
-              <w:t xml:space="preserve">связей с упражнением из таблиц </w:t>
-            </w:r>
-            <w:r>
-              <w:rPr>
-                <w:sz w:val="24"/>
-                <w:szCs w:val="24"/>
-                <w:highlight w:val="yellow"/>
-                <w:lang w:val="ru-RU"/>
-              </w:rPr>
-              <w:t xml:space="preserve">MUSCLES_GROUPS_RELATHIONS, EXERCISES_RELATHIONS, FILES_RELATHIONS, USER_STATISTICS, </w:t>
-            </w:r>
-            <w:commentRangeStart w:id="1"/>
-            <w:r>
-              <w:rPr>
-                <w:sz w:val="24"/>
-                <w:szCs w:val="24"/>
-                <w:highlight w:val="yellow"/>
-                <w:lang w:val="ru-RU"/>
-              </w:rPr>
-              <w:t>FAVORITE</w:t>
-            </w:r>
-            <w:commentRangeEnd w:id="1"/>
-            <w:r>
-              <w:rPr>
-                <w:rStyle w:val="ad"/>
-                <w:rFonts w:asciiTheme="minorHAnsi" w:eastAsiaTheme="minorHAnsi" w:hAnsiTheme="minorHAnsi" w:cstheme="minorBidi"/>
-                <w:lang w:val="ru-RU" w:eastAsia="en-US"/>
-              </w:rPr>
-              <w:commentReference w:id="1"/>
-            </w:r>
-            <w:r>
-              <w:rPr>
-                <w:sz w:val="24"/>
-                <w:szCs w:val="24"/>
-                <w:highlight w:val="yellow"/>
-                <w:lang w:val="ru-RU"/>
-              </w:rPr>
-              <w:t>, USER_RATING</w:t>
+                <w:lang w:val="ru-RU"/>
+              </w:rPr>
+              <w:t>, а также связей с упражнением из таблиц MUSCLES_GROUPS_RELATHIONS, EXERCISES_RELATHIONS, FILES_RELATHIONS, USER_STATISTICS, FAVORITE, USER_RATING</w:t>
             </w:r>
           </w:p>
           <w:p>
@@ -4331,123 +3865,129 @@
                 <w:sz w:val="24"/>
                 <w:szCs w:val="24"/>
               </w:rPr>
-              <w:t xml:space="preserve"> Если база данных не отвечает в течение 30 секунд, вернуть ошибку 504 </w:t>
-            </w:r>
-            <w:proofErr w:type="spellStart"/>
-            <w:r>
+              <w:t xml:space="preserve"> Если база данных не отвечает в течение 30 секунд, вернуть ошибку 504 Gateway Timeout.</w:t>
+            </w:r>
+          </w:p>
+        </w:tc>
+      </w:tr>
+      <w:tr>
+        <w:tc>
+          <w:tcPr>
+            <w:tcW w:w="780" w:type="dxa"/>
+            <w:shd w:val="clear" w:color="auto" w:fill="auto"/>
+            <w:tcMar>
+              <w:top w:w="100" w:type="dxa"/>
+              <w:left w:w="100" w:type="dxa"/>
+              <w:bottom w:w="100" w:type="dxa"/>
+              <w:right w:w="100" w:type="dxa"/>
+            </w:tcMar>
+          </w:tcPr>
+          <w:p>
+            <w:pPr>
+              <w:widowControl w:val="0"/>
+              <w:spacing w:line="240" w:lineRule="auto"/>
+              <w:rPr>
+                <w:lang w:val="ru-RU"/>
+              </w:rPr>
+            </w:pPr>
+            <w:r>
+              <w:rPr>
+                <w:lang w:val="ru-RU"/>
+              </w:rPr>
+              <w:t>8</w:t>
+            </w:r>
+          </w:p>
+        </w:tc>
+        <w:tc>
+          <w:tcPr>
+            <w:tcW w:w="12098" w:type="dxa"/>
+            <w:shd w:val="clear" w:color="auto" w:fill="auto"/>
+            <w:tcMar>
+              <w:top w:w="100" w:type="dxa"/>
+              <w:left w:w="100" w:type="dxa"/>
+              <w:bottom w:w="100" w:type="dxa"/>
+              <w:right w:w="100" w:type="dxa"/>
+            </w:tcMar>
+          </w:tcPr>
+          <w:p>
+            <w:pPr>
+              <w:widowControl w:val="0"/>
+              <w:spacing w:line="240" w:lineRule="auto"/>
               <w:rPr>
                 <w:sz w:val="24"/>
                 <w:szCs w:val="24"/>
-              </w:rPr>
-              <w:t>Gateway</w:t>
-            </w:r>
-            <w:proofErr w:type="spellEnd"/>
+                <w:lang w:val="ru-RU"/>
+              </w:rPr>
+            </w:pPr>
             <w:r>
               <w:rPr>
                 <w:sz w:val="24"/>
                 <w:szCs w:val="24"/>
-              </w:rPr>
-              <w:t xml:space="preserve"> </w:t>
-            </w:r>
-            <w:proofErr w:type="spellStart"/>
+                <w:lang w:val="ru-RU"/>
+              </w:rPr>
+              <w:t>В</w:t>
+            </w:r>
             <w:r>
               <w:rPr>
                 <w:sz w:val="24"/>
                 <w:szCs w:val="24"/>
-              </w:rPr>
-              <w:t>Timeout</w:t>
-            </w:r>
-            <w:proofErr w:type="spellEnd"/>
+                <w:lang w:val="ru-RU"/>
+              </w:rPr>
+              <w:t xml:space="preserve">ернуть </w:t>
+            </w:r>
             <w:r>
               <w:rPr>
                 <w:sz w:val="24"/>
                 <w:szCs w:val="24"/>
-              </w:rPr>
-              <w:t>.</w:t>
-            </w:r>
-          </w:p>
-        </w:tc>
-      </w:tr>
-      <w:tr>
-        <w:tc>
-          <w:tcPr>
-            <w:tcW w:w="780" w:type="dxa"/>
-            <w:shd w:val="clear" w:color="auto" w:fill="auto"/>
-            <w:tcMar>
-              <w:top w:w="100" w:type="dxa"/>
-              <w:left w:w="100" w:type="dxa"/>
-              <w:bottom w:w="100" w:type="dxa"/>
-              <w:right w:w="100" w:type="dxa"/>
-            </w:tcMar>
-          </w:tcPr>
-          <w:p>
-            <w:pPr>
-              <w:widowControl w:val="0"/>
-              <w:spacing w:line="240" w:lineRule="auto"/>
-              <w:rPr>
-                <w:lang w:val="ru-RU"/>
-              </w:rPr>
-            </w:pPr>
-            <w:r>
-              <w:rPr>
-                <w:lang w:val="ru-RU"/>
-              </w:rPr>
-              <w:t>8</w:t>
-            </w:r>
-          </w:p>
-        </w:tc>
-        <w:tc>
-          <w:tcPr>
-            <w:tcW w:w="12098" w:type="dxa"/>
-            <w:shd w:val="clear" w:color="auto" w:fill="auto"/>
-            <w:tcMar>
-              <w:top w:w="100" w:type="dxa"/>
-              <w:left w:w="100" w:type="dxa"/>
-              <w:bottom w:w="100" w:type="dxa"/>
-              <w:right w:w="100" w:type="dxa"/>
-            </w:tcMar>
-          </w:tcPr>
-          <w:p>
-            <w:pPr>
-              <w:widowControl w:val="0"/>
-              <w:spacing w:line="240" w:lineRule="auto"/>
+                <w:lang w:val="en-US"/>
+              </w:rPr>
+              <w:t>JSON</w:t>
+            </w:r>
+            <w:r>
               <w:rPr>
                 <w:sz w:val="24"/>
                 <w:szCs w:val="24"/>
                 <w:lang w:val="ru-RU"/>
               </w:rPr>
-            </w:pPr>
-            <w:r>
+              <w:t>-ответ с успешным результатом:</w:t>
+            </w:r>
+          </w:p>
+          <w:p>
+            <w:pPr>
+              <w:widowControl w:val="0"/>
+              <w:spacing w:line="240" w:lineRule="auto"/>
               <w:rPr>
                 <w:sz w:val="24"/>
                 <w:szCs w:val="24"/>
-                <w:lang w:val="ru-RU"/>
-              </w:rPr>
-              <w:t>В</w:t>
-            </w:r>
+                <w:lang w:val="en-US"/>
+              </w:rPr>
+            </w:pPr>
             <w:r>
               <w:rPr>
                 <w:sz w:val="24"/>
                 <w:szCs w:val="24"/>
-                <w:lang w:val="ru-RU"/>
-              </w:rPr>
-              <w:t xml:space="preserve">ернуть </w:t>
-            </w:r>
-            <w:r>
+                <w:lang w:val="en-US"/>
+              </w:rPr>
+              <w:t>{</w:t>
+            </w:r>
+          </w:p>
+          <w:p>
+            <w:pPr>
+              <w:widowControl w:val="0"/>
+              <w:spacing w:line="240" w:lineRule="auto"/>
               <w:rPr>
                 <w:sz w:val="24"/>
                 <w:szCs w:val="24"/>
                 <w:lang w:val="en-US"/>
               </w:rPr>
-              <w:t>JSON</w:t>
-            </w:r>
+            </w:pPr>
             <w:r>
               <w:rPr>
                 <w:sz w:val="24"/>
                 <w:szCs w:val="24"/>
-                <w:lang w:val="ru-RU"/>
-              </w:rPr>
-              <w:t>-ответ с успешным результатом:</w:t>
+                <w:lang w:val="en-US"/>
+              </w:rPr>
+              <w:t xml:space="preserve">  "status": "deleted",</w:t>
             </w:r>
           </w:p>
           <w:p>
@@ -4466,7 +4006,7 @@
                 <w:szCs w:val="24"/>
                 <w:lang w:val="en-US"/>
               </w:rPr>
-              <w:t>{</w:t>
+              <w:t xml:space="preserve">  "code": 200,</w:t>
             </w:r>
           </w:p>
           <w:p>
@@ -4485,45 +4025,39 @@
                 <w:szCs w:val="24"/>
                 <w:lang w:val="en-US"/>
               </w:rPr>
-              <w:t xml:space="preserve">  "status": "deleted",</w:t>
-            </w:r>
-          </w:p>
-          <w:p>
-            <w:pPr>
-              <w:widowControl w:val="0"/>
-              <w:spacing w:line="240" w:lineRule="auto"/>
+              <w:t xml:space="preserve">  "message": "</w:t>
+            </w:r>
+            <w:r>
               <w:rPr>
                 <w:sz w:val="24"/>
                 <w:szCs w:val="24"/>
-                <w:lang w:val="en-US"/>
-              </w:rPr>
-            </w:pPr>
+                <w:lang w:val="ru-RU"/>
+              </w:rPr>
+              <w:t>Упражнение</w:t>
+            </w:r>
             <w:r>
               <w:rPr>
                 <w:sz w:val="24"/>
                 <w:szCs w:val="24"/>
                 <w:lang w:val="en-US"/>
               </w:rPr>
-              <w:t xml:space="preserve">  "code": 200,</w:t>
-            </w:r>
-          </w:p>
-          <w:p>
-            <w:pPr>
-              <w:widowControl w:val="0"/>
-              <w:spacing w:line="240" w:lineRule="auto"/>
+              <w:t xml:space="preserve"> </w:t>
+            </w:r>
+            <w:r>
               <w:rPr>
                 <w:sz w:val="24"/>
                 <w:szCs w:val="24"/>
-                <w:lang w:val="en-US"/>
-              </w:rPr>
-            </w:pPr>
+                <w:lang w:val="ru-RU"/>
+              </w:rPr>
+              <w:t>успешно</w:t>
+            </w:r>
             <w:r>
               <w:rPr>
                 <w:sz w:val="24"/>
                 <w:szCs w:val="24"/>
                 <w:lang w:val="en-US"/>
               </w:rPr>
-              <w:t xml:space="preserve">  "message": "</w:t>
+              <w:t xml:space="preserve"> </w:t>
             </w:r>
             <w:r>
               <w:rPr>
@@ -4531,7 +4065,7 @@
                 <w:szCs w:val="24"/>
                 <w:lang w:val="ru-RU"/>
               </w:rPr>
-              <w:t>Упражнение</w:t>
+              <w:t>удалено</w:t>
             </w:r>
             <w:r>
               <w:rPr>
@@ -4539,23 +4073,26 @@
                 <w:szCs w:val="24"/>
                 <w:lang w:val="en-US"/>
               </w:rPr>
-              <w:t xml:space="preserve"> </w:t>
-            </w:r>
-            <w:r>
+              <w:t>",</w:t>
+            </w:r>
+          </w:p>
+          <w:p>
+            <w:pPr>
+              <w:widowControl w:val="0"/>
+              <w:spacing w:line="240" w:lineRule="auto"/>
               <w:rPr>
                 <w:sz w:val="24"/>
                 <w:szCs w:val="24"/>
                 <w:lang w:val="ru-RU"/>
               </w:rPr>
-              <w:t>успешно</w:t>
-            </w:r>
+            </w:pPr>
             <w:r>
               <w:rPr>
                 <w:sz w:val="24"/>
                 <w:szCs w:val="24"/>
                 <w:lang w:val="en-US"/>
               </w:rPr>
-              <w:t xml:space="preserve"> </w:t>
+              <w:t xml:space="preserve">  </w:t>
             </w:r>
             <w:r>
               <w:rPr>
@@ -4563,60 +4100,7 @@
                 <w:szCs w:val="24"/>
                 <w:lang w:val="ru-RU"/>
               </w:rPr>
-              <w:t>удалено</w:t>
-            </w:r>
-            <w:r>
-              <w:rPr>
-                <w:sz w:val="24"/>
-                <w:szCs w:val="24"/>
-                <w:lang w:val="en-US"/>
-              </w:rPr>
-              <w:t>",</w:t>
-            </w:r>
-          </w:p>
-          <w:p>
-            <w:pPr>
-              <w:widowControl w:val="0"/>
-              <w:spacing w:line="240" w:lineRule="auto"/>
-              <w:rPr>
-                <w:sz w:val="24"/>
-                <w:szCs w:val="24"/>
-                <w:lang w:val="ru-RU"/>
-              </w:rPr>
-            </w:pPr>
-            <w:r>
-              <w:rPr>
-                <w:sz w:val="24"/>
-                <w:szCs w:val="24"/>
-                <w:lang w:val="en-US"/>
-              </w:rPr>
-              <w:t xml:space="preserve">  </w:t>
-            </w:r>
-            <w:r>
-              <w:rPr>
-                <w:sz w:val="24"/>
-                <w:szCs w:val="24"/>
-                <w:lang w:val="ru-RU"/>
-              </w:rPr>
-              <w:t>"</w:t>
-            </w:r>
-            <w:proofErr w:type="spellStart"/>
-            <w:r>
-              <w:rPr>
-                <w:sz w:val="24"/>
-                <w:szCs w:val="24"/>
-                <w:lang w:val="ru-RU"/>
-              </w:rPr>
-              <w:t>id</w:t>
-            </w:r>
-            <w:proofErr w:type="spellEnd"/>
-            <w:r>
-              <w:rPr>
-                <w:sz w:val="24"/>
-                <w:szCs w:val="24"/>
-                <w:lang w:val="ru-RU"/>
-              </w:rPr>
-              <w:t>": 123</w:t>
+              <w:t>"id": 123</w:t>
             </w:r>
           </w:p>
           <w:p>
@@ -4664,13 +4148,8 @@
         <w:lastRenderedPageBreak/>
         <w:t>С</w:t>
       </w:r>
-      <w:proofErr w:type="spellStart"/>
-      <w:r>
-        <w:t>хема</w:t>
-      </w:r>
-      <w:proofErr w:type="spellEnd"/>
-      <w:r>
-        <w:t xml:space="preserve"> обработки </w:t>
+      <w:r>
+        <w:t xml:space="preserve">хема обработки </w:t>
       </w:r>
       <w:r>
         <w:rPr>
@@ -4681,19 +4160,9 @@
       <w:r>
         <w:t xml:space="preserve">на </w:t>
       </w:r>
-      <w:proofErr w:type="spellStart"/>
-      <w:r>
-        <w:t>Backend</w:t>
-      </w:r>
-      <w:proofErr w:type="spellEnd"/>
-      <w:r>
-        <w:t xml:space="preserve"> </w:t>
-      </w:r>
-      <w:proofErr w:type="spellStart"/>
-      <w:r>
-        <w:t>Server</w:t>
-      </w:r>
-      <w:proofErr w:type="spellEnd"/>
+      <w:r>
+        <w:t>Backend Server</w:t>
+      </w:r>
     </w:p>
     <w:p>
       <w:pPr>
@@ -4707,24 +4176,6 @@
         <w:widowControl w:val="0"/>
         <w:spacing w:line="240" w:lineRule="auto"/>
         <w:ind w:left="720"/>
-      </w:pPr>
-      <w:r>
-        <w:rPr>
-          <w:noProof/>
-          <w:lang w:val="ru-RU"/>
-        </w:rPr>
-        <w:t xml:space="preserve"> </w:t>
-      </w:r>
-      <w:r>
-        <w:rPr>
-          <w:noProof/>
-          <w:lang w:val="ru-RU"/>
-        </w:rPr>
-        <w:t xml:space="preserve">  </w:t>
-      </w:r>
-    </w:p>
-    <w:p>
-      <w:pPr>
         <w:sectPr>
           <w:pgSz w:w="11909" w:h="16834"/>
           <w:pgMar w:top="1440" w:right="1440" w:bottom="1440" w:left="1440" w:header="720" w:footer="720" w:gutter="0"/>
@@ -4737,7 +4188,22 @@
           <w:noProof/>
           <w:lang w:val="ru-RU"/>
         </w:rPr>
-        <w:lastRenderedPageBreak/>
+        <w:t xml:space="preserve"> </w:t>
+      </w:r>
+      <w:r>
+        <w:rPr>
+          <w:noProof/>
+          <w:lang w:val="ru-RU"/>
+        </w:rPr>
+        <w:t xml:space="preserve">  </w:t>
+      </w:r>
+      <w:bookmarkStart w:id="0" w:name="_GoBack"/>
+      <w:bookmarkEnd w:id="0"/>
+      <w:r>
+        <w:rPr>
+          <w:noProof/>
+          <w:lang w:val="ru-RU"/>
+        </w:rPr>
         <w:t xml:space="preserve">   </w:t>
       </w:r>
       <w:r>
@@ -4761,7 +4227,7 @@
                     <pic:cNvPicPr/>
                   </pic:nvPicPr>
                   <pic:blipFill>
-                    <a:blip r:embed="rId9"/>
+                    <a:blip r:embed="rId7"/>
                     <a:stretch>
                       <a:fillRect/>
                     </a:stretch>
@@ -4803,7 +4269,7 @@
                     <pic:cNvPicPr/>
                   </pic:nvPicPr>
                   <pic:blipFill>
-                    <a:blip r:embed="rId10"/>
+                    <a:blip r:embed="rId8"/>
                     <a:stretch>
                       <a:fillRect/>
                     </a:stretch>
@@ -4865,15 +4331,7 @@
         <w:ind w:left="709"/>
       </w:pPr>
       <w:r>
-        <w:t>DELETE /</w:t>
-      </w:r>
-      <w:proofErr w:type="spellStart"/>
-      <w:r>
-        <w:t>exercises</w:t>
-      </w:r>
-      <w:proofErr w:type="spellEnd"/>
-      <w:r>
-        <w:t>/123 HTTP/1.1</w:t>
+        <w:t>DELETE /exercises/123 HTTP/1.1</w:t>
       </w:r>
     </w:p>
     <w:p>
@@ -4933,16 +4391,8 @@
         <w:rPr>
           <w:lang w:val="en-US"/>
         </w:rPr>
-        <w:t>Content-Type: application/</w:t>
-      </w:r>
-      <w:proofErr w:type="spellStart"/>
-      <w:r>
-        <w:rPr>
-          <w:lang w:val="en-US"/>
-        </w:rPr>
-        <w:t>json</w:t>
-      </w:r>
-      <w:proofErr w:type="spellEnd"/>
+        <w:t>Content-Type: application/json</w:t>
+      </w:r>
     </w:p>
     <w:p>
       <w:pPr>
@@ -4957,16 +4407,8 @@
         <w:rPr>
           <w:lang w:val="en-US"/>
         </w:rPr>
-        <w:t>Accept: application/</w:t>
-      </w:r>
-      <w:proofErr w:type="spellStart"/>
-      <w:r>
-        <w:rPr>
-          <w:lang w:val="en-US"/>
-        </w:rPr>
-        <w:t>json</w:t>
-      </w:r>
-      <w:proofErr w:type="spellEnd"/>
+        <w:t>Accept: application/json</w:t>
+      </w:r>
     </w:p>
     <w:p>
       <w:pPr>
@@ -5008,7 +4450,6 @@
         </w:rPr>
         <w:t xml:space="preserve"> JSON ответ</w:t>
       </w:r>
-      <w:proofErr w:type="spellStart"/>
       <w:r>
         <w:rPr>
           <w:b/>
@@ -5016,7 +4457,6 @@
         </w:rPr>
         <w:t>ов</w:t>
       </w:r>
-      <w:proofErr w:type="spellEnd"/>
       <w:r>
         <w:rPr>
           <w:b/>
@@ -5219,15 +4659,7 @@
         <w:t xml:space="preserve">  </w:t>
       </w:r>
       <w:r>
-        <w:t>"</w:t>
-      </w:r>
-      <w:proofErr w:type="spellStart"/>
-      <w:r>
-        <w:t>id</w:t>
-      </w:r>
-      <w:proofErr w:type="spellEnd"/>
-      <w:r>
-        <w:t>": 123</w:t>
+        <w:t>"id": 123</w:t>
       </w:r>
     </w:p>
     <w:p>
@@ -5462,21 +4894,7 @@
         <w:rPr>
           <w:lang w:val="en-US"/>
         </w:rPr>
-        <w:t xml:space="preserve">  "</w:t>
-      </w:r>
-      <w:proofErr w:type="gramStart"/>
-      <w:r>
-        <w:rPr>
-          <w:lang w:val="en-US"/>
-        </w:rPr>
-        <w:t>status</w:t>
-      </w:r>
-      <w:proofErr w:type="gramEnd"/>
-      <w:r>
-        <w:rPr>
-          <w:lang w:val="en-US"/>
-        </w:rPr>
-        <w:t>": "error",</w:t>
+        <w:t xml:space="preserve">  "status": "error",</w:t>
       </w:r>
     </w:p>
     <w:p>
@@ -5492,21 +4910,7 @@
         <w:rPr>
           <w:lang w:val="en-US"/>
         </w:rPr>
-        <w:t xml:space="preserve">  "</w:t>
-      </w:r>
-      <w:proofErr w:type="gramStart"/>
-      <w:r>
-        <w:rPr>
-          <w:lang w:val="en-US"/>
-        </w:rPr>
-        <w:t>code</w:t>
-      </w:r>
-      <w:proofErr w:type="gramEnd"/>
-      <w:r>
-        <w:rPr>
-          <w:lang w:val="en-US"/>
-        </w:rPr>
-        <w:t>": 403,</w:t>
+        <w:t xml:space="preserve">  "code": 403,</w:t>
       </w:r>
     </w:p>
     <w:p>
@@ -5522,21 +4926,7 @@
         <w:rPr>
           <w:lang w:val="en-US"/>
         </w:rPr>
-        <w:t xml:space="preserve">  "</w:t>
-      </w:r>
-      <w:proofErr w:type="gramStart"/>
-      <w:r>
-        <w:rPr>
-          <w:lang w:val="en-US"/>
-        </w:rPr>
-        <w:t>message</w:t>
-      </w:r>
-      <w:proofErr w:type="gramEnd"/>
-      <w:r>
-        <w:rPr>
-          <w:lang w:val="en-US"/>
-        </w:rPr>
-        <w:t>": "Forbidden",</w:t>
+        <w:t xml:space="preserve">  "message": "Forbidden",</w:t>
       </w:r>
     </w:p>
     <w:p>
@@ -5558,21 +4948,7 @@
         <w:rPr>
           <w:lang w:val="ru-RU"/>
         </w:rPr>
-        <w:t>"</w:t>
-      </w:r>
-      <w:proofErr w:type="spellStart"/>
-      <w:r>
-        <w:rPr>
-          <w:lang w:val="ru-RU"/>
-        </w:rPr>
-        <w:t>details</w:t>
-      </w:r>
-      <w:proofErr w:type="spellEnd"/>
-      <w:r>
-        <w:rPr>
-          <w:lang w:val="ru-RU"/>
-        </w:rPr>
-        <w:t>": "Недостаточно прав для удаления упражнения"</w:t>
+        <w:t>"details": "Недостаточно прав для удаления упражнения"</w:t>
       </w:r>
     </w:p>
     <w:p>
@@ -5654,35 +5030,7 @@
         <w:rPr>
           <w:lang w:val="ru-RU"/>
         </w:rPr>
-        <w:t xml:space="preserve">  "</w:t>
-      </w:r>
-      <w:proofErr w:type="spellStart"/>
-      <w:r>
-        <w:rPr>
-          <w:lang w:val="ru-RU"/>
-        </w:rPr>
-        <w:t>status</w:t>
-      </w:r>
-      <w:proofErr w:type="spellEnd"/>
-      <w:r>
-        <w:rPr>
-          <w:lang w:val="ru-RU"/>
-        </w:rPr>
-        <w:t>": "</w:t>
-      </w:r>
-      <w:proofErr w:type="spellStart"/>
-      <w:r>
-        <w:rPr>
-          <w:lang w:val="ru-RU"/>
-        </w:rPr>
-        <w:t>error</w:t>
-      </w:r>
-      <w:proofErr w:type="spellEnd"/>
-      <w:r>
-        <w:rPr>
-          <w:lang w:val="ru-RU"/>
-        </w:rPr>
-        <w:t>",</w:t>
+        <w:t xml:space="preserve">  "status": "error",</w:t>
       </w:r>
     </w:p>
     <w:p>
@@ -5704,21 +5052,7 @@
         <w:rPr>
           <w:lang w:val="en-US"/>
         </w:rPr>
-        <w:t>"</w:t>
-      </w:r>
-      <w:proofErr w:type="gramStart"/>
-      <w:r>
-        <w:rPr>
-          <w:lang w:val="en-US"/>
-        </w:rPr>
-        <w:t>code</w:t>
-      </w:r>
-      <w:proofErr w:type="gramEnd"/>
-      <w:r>
-        <w:rPr>
-          <w:lang w:val="en-US"/>
-        </w:rPr>
-        <w:t>": 400,</w:t>
+        <w:t>"code": 400,</w:t>
       </w:r>
     </w:p>
     <w:p>
@@ -5734,21 +5068,7 @@
         <w:rPr>
           <w:lang w:val="en-US"/>
         </w:rPr>
-        <w:t xml:space="preserve">  "</w:t>
-      </w:r>
-      <w:proofErr w:type="gramStart"/>
-      <w:r>
-        <w:rPr>
-          <w:lang w:val="en-US"/>
-        </w:rPr>
-        <w:t>message</w:t>
-      </w:r>
-      <w:proofErr w:type="gramEnd"/>
-      <w:r>
-        <w:rPr>
-          <w:lang w:val="en-US"/>
-        </w:rPr>
-        <w:t xml:space="preserve">": </w:t>
+        <w:t xml:space="preserve">  "message": </w:t>
       </w:r>
       <w:r>
         <w:rPr>
@@ -5794,21 +5114,7 @@
         <w:rPr>
           <w:lang w:val="en-US"/>
         </w:rPr>
-        <w:t>"</w:t>
-      </w:r>
-      <w:proofErr w:type="gramStart"/>
-      <w:r>
-        <w:rPr>
-          <w:lang w:val="en-US"/>
-        </w:rPr>
-        <w:t>details</w:t>
-      </w:r>
-      <w:proofErr w:type="gramEnd"/>
-      <w:r>
-        <w:rPr>
-          <w:lang w:val="en-US"/>
-        </w:rPr>
-        <w:t>": "</w:t>
+        <w:t>"details": "</w:t>
       </w:r>
       <w:r>
         <w:rPr>
@@ -5927,21 +5233,7 @@
         <w:rPr>
           <w:lang w:val="en-US"/>
         </w:rPr>
-        <w:t xml:space="preserve">  "</w:t>
-      </w:r>
-      <w:proofErr w:type="gramStart"/>
-      <w:r>
-        <w:rPr>
-          <w:lang w:val="en-US"/>
-        </w:rPr>
-        <w:t>status</w:t>
-      </w:r>
-      <w:proofErr w:type="gramEnd"/>
-      <w:r>
-        <w:rPr>
-          <w:lang w:val="en-US"/>
-        </w:rPr>
-        <w:t>": "error",</w:t>
+        <w:t xml:space="preserve">  "status": "error",</w:t>
       </w:r>
     </w:p>
     <w:p>
@@ -5957,21 +5249,7 @@
         <w:rPr>
           <w:lang w:val="en-US"/>
         </w:rPr>
-        <w:t xml:space="preserve">  "</w:t>
-      </w:r>
-      <w:proofErr w:type="gramStart"/>
-      <w:r>
-        <w:rPr>
-          <w:lang w:val="en-US"/>
-        </w:rPr>
-        <w:t>code</w:t>
-      </w:r>
-      <w:proofErr w:type="gramEnd"/>
-      <w:r>
-        <w:rPr>
-          <w:lang w:val="en-US"/>
-        </w:rPr>
-        <w:t>": 504,</w:t>
+        <w:t xml:space="preserve">  "code": 504,</w:t>
       </w:r>
     </w:p>
     <w:p>
@@ -5987,21 +5265,7 @@
         <w:rPr>
           <w:lang w:val="en-US"/>
         </w:rPr>
-        <w:t xml:space="preserve">  "</w:t>
-      </w:r>
-      <w:proofErr w:type="gramStart"/>
-      <w:r>
-        <w:rPr>
-          <w:lang w:val="en-US"/>
-        </w:rPr>
-        <w:t>message</w:t>
-      </w:r>
-      <w:proofErr w:type="gramEnd"/>
-      <w:r>
-        <w:rPr>
-          <w:lang w:val="en-US"/>
-        </w:rPr>
-        <w:t>": "Gateway Timeout",</w:t>
+        <w:t xml:space="preserve">  "message": "Gateway Timeout",</w:t>
       </w:r>
     </w:p>
     <w:p>
@@ -6023,21 +5287,7 @@
         <w:rPr>
           <w:lang w:val="ru-RU"/>
         </w:rPr>
-        <w:t>"</w:t>
-      </w:r>
-      <w:proofErr w:type="spellStart"/>
-      <w:r>
-        <w:rPr>
-          <w:lang w:val="ru-RU"/>
-        </w:rPr>
-        <w:t>details</w:t>
-      </w:r>
-      <w:proofErr w:type="spellEnd"/>
-      <w:r>
-        <w:rPr>
-          <w:lang w:val="ru-RU"/>
-        </w:rPr>
-        <w:t xml:space="preserve">": "База данных не </w:t>
+        <w:t xml:space="preserve">"details": "База данных не </w:t>
       </w:r>
       <w:r>
         <w:rPr>
@@ -6119,21 +5369,7 @@
         <w:rPr>
           <w:lang w:val="en-US"/>
         </w:rPr>
-        <w:t xml:space="preserve">  "</w:t>
-      </w:r>
-      <w:proofErr w:type="gramStart"/>
-      <w:r>
-        <w:rPr>
-          <w:lang w:val="en-US"/>
-        </w:rPr>
-        <w:t>status</w:t>
-      </w:r>
-      <w:proofErr w:type="gramEnd"/>
-      <w:r>
-        <w:rPr>
-          <w:lang w:val="en-US"/>
-        </w:rPr>
-        <w:t>": "error",</w:t>
+        <w:t xml:space="preserve">  "status": "error",</w:t>
       </w:r>
     </w:p>
     <w:p>
@@ -6149,21 +5385,7 @@
         <w:rPr>
           <w:lang w:val="en-US"/>
         </w:rPr>
-        <w:t xml:space="preserve">  "</w:t>
-      </w:r>
-      <w:proofErr w:type="gramStart"/>
-      <w:r>
-        <w:rPr>
-          <w:lang w:val="en-US"/>
-        </w:rPr>
-        <w:t>code</w:t>
-      </w:r>
-      <w:proofErr w:type="gramEnd"/>
-      <w:r>
-        <w:rPr>
-          <w:lang w:val="en-US"/>
-        </w:rPr>
-        <w:t>": 404,</w:t>
+        <w:t xml:space="preserve">  "code": 404,</w:t>
       </w:r>
     </w:p>
     <w:p>
@@ -6179,21 +5401,7 @@
         <w:rPr>
           <w:lang w:val="en-US"/>
         </w:rPr>
-        <w:t xml:space="preserve">  "</w:t>
-      </w:r>
-      <w:proofErr w:type="gramStart"/>
-      <w:r>
-        <w:rPr>
-          <w:lang w:val="en-US"/>
-        </w:rPr>
-        <w:t>message</w:t>
-      </w:r>
-      <w:proofErr w:type="gramEnd"/>
-      <w:r>
-        <w:rPr>
-          <w:lang w:val="en-US"/>
-        </w:rPr>
-        <w:t>": "Not Found",</w:t>
+        <w:t xml:space="preserve">  "message": "Not Found",</w:t>
       </w:r>
     </w:p>
     <w:p>
@@ -6215,21 +5423,7 @@
         <w:rPr>
           <w:lang w:val="ru-RU"/>
         </w:rPr>
-        <w:t>"</w:t>
-      </w:r>
-      <w:proofErr w:type="spellStart"/>
-      <w:r>
-        <w:rPr>
-          <w:lang w:val="ru-RU"/>
-        </w:rPr>
-        <w:t>details</w:t>
-      </w:r>
-      <w:proofErr w:type="spellEnd"/>
-      <w:r>
-        <w:rPr>
-          <w:lang w:val="ru-RU"/>
-        </w:rPr>
-        <w:t>": "Упражнение с данным ID не найдено"</w:t>
+        <w:t>"details": "Упражнение с данным ID не найдено"</w:t>
       </w:r>
     </w:p>
     <w:p>
@@ -6421,14 +5615,12 @@
             <w:r>
               <w:t>Об</w:t>
             </w:r>
-            <w:proofErr w:type="spellStart"/>
             <w:r>
               <w:rPr>
                 <w:lang w:val="ru-RU"/>
               </w:rPr>
               <w:t>язательность</w:t>
             </w:r>
-            <w:proofErr w:type="spellEnd"/>
           </w:p>
         </w:tc>
         <w:tc>
@@ -6949,30 +6141,8 @@
               <w:rPr>
                 <w:lang w:val="ru-RU"/>
               </w:rPr>
-              <w:t xml:space="preserve">: </w:t>
-            </w:r>
-            <w:proofErr w:type="spellStart"/>
-            <w:r>
-              <w:rPr>
-                <w:lang w:val="ru-RU"/>
-              </w:rPr>
-              <w:t>application</w:t>
-            </w:r>
-            <w:proofErr w:type="spellEnd"/>
-            <w:r>
-              <w:rPr>
-                <w:lang w:val="ru-RU"/>
-              </w:rPr>
-              <w:t>/</w:t>
-            </w:r>
-            <w:proofErr w:type="spellStart"/>
-            <w:r>
-              <w:rPr>
-                <w:lang w:val="ru-RU"/>
-              </w:rPr>
-              <w:t>json</w:t>
-            </w:r>
-            <w:proofErr w:type="spellEnd"/>
+              <w:t>: application/json</w:t>
+            </w:r>
           </w:p>
         </w:tc>
       </w:tr>
@@ -7023,14 +6193,12 @@
                 <w:lang w:val="en-US"/>
               </w:rPr>
             </w:pPr>
-            <w:proofErr w:type="spellStart"/>
             <w:r>
               <w:rPr>
                 <w:spacing w:val="-5"/>
               </w:rPr>
               <w:t>Authorization</w:t>
             </w:r>
-            <w:proofErr w:type="spellEnd"/>
           </w:p>
         </w:tc>
         <w:tc>
@@ -7079,76 +6247,66 @@
                 <w:lang w:val="ru-RU"/>
               </w:rPr>
             </w:pPr>
-            <w:proofErr w:type="spellStart"/>
             <w:r>
               <w:rPr>
                 <w:spacing w:val="-5"/>
               </w:rPr>
-              <w:t>Токен</w:t>
-            </w:r>
-            <w:proofErr w:type="spellEnd"/>
+              <w:t>Токен авторизации, подтверждающий права пользователя на выполнение запроса.</w:t>
+            </w:r>
+          </w:p>
+        </w:tc>
+        <w:tc>
+          <w:tcPr>
+            <w:tcW w:w="2126" w:type="dxa"/>
+            <w:shd w:val="clear" w:color="auto" w:fill="auto"/>
+            <w:tcMar>
+              <w:top w:w="100" w:type="dxa"/>
+              <w:left w:w="100" w:type="dxa"/>
+              <w:bottom w:w="100" w:type="dxa"/>
+              <w:right w:w="100" w:type="dxa"/>
+            </w:tcMar>
+          </w:tcPr>
+          <w:p>
+            <w:pPr>
+              <w:widowControl w:val="0"/>
+              <w:spacing w:line="240" w:lineRule="auto"/>
+              <w:rPr>
+                <w:lang w:val="ru-RU"/>
+              </w:rPr>
+            </w:pPr>
+            <w:r>
+              <w:rPr>
+                <w:lang w:val="ru-RU"/>
+              </w:rPr>
+              <w:t>Да</w:t>
+            </w:r>
+          </w:p>
+        </w:tc>
+        <w:tc>
+          <w:tcPr>
+            <w:tcW w:w="3260" w:type="dxa"/>
+            <w:shd w:val="clear" w:color="auto" w:fill="auto"/>
+            <w:tcMar>
+              <w:top w:w="100" w:type="dxa"/>
+              <w:left w:w="100" w:type="dxa"/>
+              <w:bottom w:w="100" w:type="dxa"/>
+              <w:right w:w="100" w:type="dxa"/>
+            </w:tcMar>
+          </w:tcPr>
+          <w:p>
+            <w:pPr>
+              <w:widowControl w:val="0"/>
+              <w:spacing w:line="240" w:lineRule="auto"/>
+              <w:rPr>
+                <w:lang w:val="en-US"/>
+              </w:rPr>
+            </w:pPr>
             <w:r>
               <w:rPr>
                 <w:spacing w:val="-5"/>
               </w:rPr>
-              <w:t xml:space="preserve"> авторизации, подтверждающий права пользователя на выполнение запроса.</w:t>
-            </w:r>
-          </w:p>
-        </w:tc>
-        <w:tc>
-          <w:tcPr>
-            <w:tcW w:w="2126" w:type="dxa"/>
-            <w:shd w:val="clear" w:color="auto" w:fill="auto"/>
-            <w:tcMar>
-              <w:top w:w="100" w:type="dxa"/>
-              <w:left w:w="100" w:type="dxa"/>
-              <w:bottom w:w="100" w:type="dxa"/>
-              <w:right w:w="100" w:type="dxa"/>
-            </w:tcMar>
-          </w:tcPr>
-          <w:p>
-            <w:pPr>
-              <w:widowControl w:val="0"/>
-              <w:spacing w:line="240" w:lineRule="auto"/>
-              <w:rPr>
-                <w:lang w:val="ru-RU"/>
-              </w:rPr>
-            </w:pPr>
-            <w:r>
-              <w:rPr>
-                <w:lang w:val="ru-RU"/>
-              </w:rPr>
-              <w:t>Да</w:t>
-            </w:r>
-          </w:p>
-        </w:tc>
-        <w:tc>
-          <w:tcPr>
-            <w:tcW w:w="3260" w:type="dxa"/>
-            <w:shd w:val="clear" w:color="auto" w:fill="auto"/>
-            <w:tcMar>
-              <w:top w:w="100" w:type="dxa"/>
-              <w:left w:w="100" w:type="dxa"/>
-              <w:bottom w:w="100" w:type="dxa"/>
-              <w:right w:w="100" w:type="dxa"/>
-            </w:tcMar>
-          </w:tcPr>
-          <w:p>
-            <w:pPr>
-              <w:widowControl w:val="0"/>
-              <w:spacing w:line="240" w:lineRule="auto"/>
-              <w:rPr>
-                <w:lang w:val="en-US"/>
-              </w:rPr>
-            </w:pPr>
-            <w:proofErr w:type="spellStart"/>
-            <w:r>
-              <w:rPr>
-                <w:spacing w:val="-5"/>
-              </w:rPr>
               <w:t>Authorization</w:t>
             </w:r>
-            <w:proofErr w:type="spellEnd"/>
             <w:r>
               <w:rPr>
                 <w:lang w:val="en-US"/>
@@ -7161,14 +6319,12 @@
               </w:rPr>
               <w:t xml:space="preserve">Bearer </w:t>
             </w:r>
-            <w:proofErr w:type="spellStart"/>
             <w:r>
               <w:rPr>
                 <w:lang w:val="en-US"/>
               </w:rPr>
               <w:t>exampletoken</w:t>
             </w:r>
-            <w:proofErr w:type="spellEnd"/>
           </w:p>
         </w:tc>
       </w:tr>
@@ -7220,14 +6376,12 @@
                 <w:spacing w:val="-5"/>
               </w:rPr>
             </w:pPr>
-            <w:proofErr w:type="spellStart"/>
             <w:r>
               <w:rPr>
                 <w:spacing w:val="-5"/>
               </w:rPr>
               <w:t>Accept</w:t>
             </w:r>
-            <w:proofErr w:type="spellEnd"/>
           </w:p>
         </w:tc>
         <w:tc>
@@ -7332,42 +6486,24 @@
                 <w:lang w:val="en-US"/>
               </w:rPr>
             </w:pPr>
-            <w:proofErr w:type="spellStart"/>
             <w:r>
               <w:rPr>
                 <w:spacing w:val="-5"/>
               </w:rPr>
               <w:t>Accept</w:t>
             </w:r>
-            <w:proofErr w:type="spellEnd"/>
             <w:r>
               <w:rPr>
                 <w:lang w:val="ru-RU"/>
               </w:rPr>
               <w:t xml:space="preserve">: </w:t>
             </w:r>
-            <w:proofErr w:type="spellStart"/>
-            <w:r>
-              <w:rPr>
-                <w:lang w:val="ru-RU"/>
-              </w:rPr>
-              <w:t>application</w:t>
-            </w:r>
-            <w:proofErr w:type="spellEnd"/>
-            <w:r>
-              <w:rPr>
-                <w:lang w:val="ru-RU"/>
-              </w:rPr>
-              <w:t>/</w:t>
-            </w:r>
-            <w:proofErr w:type="spellStart"/>
-            <w:r>
-              <w:rPr>
-                <w:lang w:val="ru-RU"/>
-              </w:rPr>
-              <w:t>json</w:t>
-            </w:r>
-            <w:proofErr w:type="spellEnd"/>
+            <w:r>
+              <w:rPr>
+                <w:lang w:val="ru-RU"/>
+              </w:rPr>
+              <w:t>application/json</w:t>
+            </w:r>
           </w:p>
         </w:tc>
       </w:tr>
@@ -7401,19 +6537,11 @@
         </w:rPr>
         <w:t>Р</w:t>
       </w:r>
-      <w:proofErr w:type="spellStart"/>
       <w:r>
         <w:rPr>
           <w:b/>
         </w:rPr>
-        <w:t>еквизитный</w:t>
-      </w:r>
-      <w:proofErr w:type="spellEnd"/>
-      <w:r>
-        <w:rPr>
-          <w:b/>
-        </w:rPr>
-        <w:t xml:space="preserve"> состав тела запроса</w:t>
+        <w:t>еквизитный состав тела запроса</w:t>
       </w:r>
       <w:r>
         <w:rPr>
@@ -7462,19 +6590,11 @@
         </w:rPr>
         <w:t>Р</w:t>
       </w:r>
-      <w:proofErr w:type="spellStart"/>
       <w:r>
         <w:rPr>
           <w:b/>
         </w:rPr>
-        <w:t>еквизитный</w:t>
-      </w:r>
-      <w:proofErr w:type="spellEnd"/>
-      <w:r>
-        <w:rPr>
-          <w:b/>
-        </w:rPr>
-        <w:t xml:space="preserve"> состав ответа</w:t>
+        <w:t>еквизитный состав ответа</w:t>
       </w:r>
     </w:p>
     <w:p>
@@ -7612,7 +6732,6 @@
             <w:r>
               <w:t>О</w:t>
             </w:r>
-            <w:proofErr w:type="spellStart"/>
             <w:r>
               <w:rPr>
                 <w:lang w:val="ru-RU"/>
@@ -7622,7 +6741,6 @@
             <w:r>
               <w:t>ть</w:t>
             </w:r>
-            <w:proofErr w:type="spellEnd"/>
           </w:p>
         </w:tc>
         <w:tc>
@@ -7682,19 +6800,9 @@
               <w:widowControl w:val="0"/>
               <w:spacing w:line="240" w:lineRule="auto"/>
             </w:pPr>
-            <w:proofErr w:type="spellStart"/>
-            <w:r>
-              <w:t>Status</w:t>
-            </w:r>
-            <w:proofErr w:type="spellEnd"/>
-            <w:r>
-              <w:t xml:space="preserve"> </w:t>
-            </w:r>
-            <w:proofErr w:type="spellStart"/>
-            <w:r>
-              <w:t>Code</w:t>
-            </w:r>
-            <w:proofErr w:type="spellEnd"/>
+            <w:r>
+              <w:t>Status Code</w:t>
+            </w:r>
           </w:p>
         </w:tc>
         <w:tc>
@@ -7713,11 +6821,9 @@
               <w:widowControl w:val="0"/>
               <w:spacing w:line="240" w:lineRule="auto"/>
             </w:pPr>
-            <w:proofErr w:type="spellStart"/>
             <w:r>
               <w:t>integer</w:t>
             </w:r>
-            <w:proofErr w:type="spellEnd"/>
           </w:p>
         </w:tc>
         <w:tc>
@@ -7867,11 +6973,9 @@
               <w:widowControl w:val="0"/>
               <w:spacing w:line="240" w:lineRule="auto"/>
             </w:pPr>
-            <w:proofErr w:type="spellStart"/>
             <w:r>
               <w:t>Content-Type</w:t>
             </w:r>
-            <w:proofErr w:type="spellEnd"/>
           </w:p>
         </w:tc>
         <w:tc>
@@ -7977,39 +7081,21 @@
                 <w:lang w:val="ru-RU"/>
               </w:rPr>
             </w:pPr>
-            <w:proofErr w:type="spellStart"/>
             <w:r>
               <w:t>Content-Type</w:t>
             </w:r>
-            <w:proofErr w:type="spellEnd"/>
             <w:r>
               <w:rPr>
                 <w:lang w:val="ru-RU"/>
               </w:rPr>
               <w:t xml:space="preserve">: </w:t>
             </w:r>
-            <w:proofErr w:type="spellStart"/>
-            <w:r>
-              <w:rPr>
-                <w:lang w:val="ru-RU"/>
-              </w:rPr>
-              <w:t>application</w:t>
-            </w:r>
-            <w:proofErr w:type="spellEnd"/>
-            <w:r>
-              <w:rPr>
-                <w:lang w:val="ru-RU"/>
-              </w:rPr>
-              <w:t>/</w:t>
-            </w:r>
-            <w:proofErr w:type="spellStart"/>
-            <w:r>
-              <w:rPr>
-                <w:lang w:val="ru-RU"/>
-              </w:rPr>
-              <w:t>json</w:t>
-            </w:r>
-            <w:proofErr w:type="spellEnd"/>
+            <w:r>
+              <w:rPr>
+                <w:lang w:val="ru-RU"/>
+              </w:rPr>
+              <w:t>application/json</w:t>
+            </w:r>
           </w:p>
         </w:tc>
       </w:tr>
@@ -8057,14 +7143,12 @@
               <w:widowControl w:val="0"/>
               <w:spacing w:line="240" w:lineRule="auto"/>
             </w:pPr>
-            <w:proofErr w:type="spellStart"/>
             <w:r>
               <w:rPr>
                 <w:spacing w:val="-5"/>
               </w:rPr>
               <w:t>Content-Length</w:t>
             </w:r>
-            <w:proofErr w:type="spellEnd"/>
           </w:p>
         </w:tc>
         <w:tc>
@@ -8086,11 +7170,9 @@
                 <w:lang w:val="en-US"/>
               </w:rPr>
             </w:pPr>
-            <w:proofErr w:type="spellStart"/>
             <w:r>
               <w:t>integer</w:t>
             </w:r>
-            <w:proofErr w:type="spellEnd"/>
           </w:p>
         </w:tc>
         <w:tc>
@@ -8163,13 +7245,8 @@
               <w:widowControl w:val="0"/>
               <w:spacing w:line="240" w:lineRule="auto"/>
             </w:pPr>
-            <w:proofErr w:type="spellStart"/>
-            <w:r>
-              <w:t>Content-Length</w:t>
-            </w:r>
-            <w:proofErr w:type="spellEnd"/>
-            <w:r>
-              <w:t>: 125</w:t>
+            <w:r>
+              <w:t>Content-Length: 125</w:t>
             </w:r>
           </w:p>
         </w:tc>
@@ -8218,11 +7295,9 @@
               <w:widowControl w:val="0"/>
               <w:spacing w:line="240" w:lineRule="auto"/>
             </w:pPr>
-            <w:proofErr w:type="spellStart"/>
             <w:r>
               <w:t>Date</w:t>
             </w:r>
-            <w:proofErr w:type="spellEnd"/>
           </w:p>
         </w:tc>
         <w:tc>
@@ -8322,29 +7397,8 @@
               <w:widowControl w:val="0"/>
               <w:spacing w:line="240" w:lineRule="auto"/>
             </w:pPr>
-            <w:proofErr w:type="spellStart"/>
-            <w:r>
-              <w:t>Date</w:t>
-            </w:r>
-            <w:proofErr w:type="spellEnd"/>
-            <w:r>
-              <w:t xml:space="preserve">: </w:t>
-            </w:r>
-            <w:proofErr w:type="spellStart"/>
-            <w:r>
-              <w:t>Wed</w:t>
-            </w:r>
-            <w:proofErr w:type="spellEnd"/>
-            <w:r>
-              <w:t xml:space="preserve">, 12 </w:t>
-            </w:r>
-            <w:proofErr w:type="spellStart"/>
-            <w:r>
-              <w:t>Mar</w:t>
-            </w:r>
-            <w:proofErr w:type="spellEnd"/>
-            <w:r>
-              <w:t xml:space="preserve"> 2025 14:30:00 GMT</w:t>
+            <w:r>
+              <w:t>Date: Wed, 12 Mar 2025 14:30:00 GMT</w:t>
             </w:r>
           </w:p>
         </w:tc>
@@ -8607,21 +7661,7 @@
               <w:rPr>
                 <w:lang w:val="ru-RU"/>
               </w:rPr>
-              <w:t>"</w:t>
-            </w:r>
-            <w:proofErr w:type="spellStart"/>
-            <w:r>
-              <w:rPr>
-                <w:lang w:val="ru-RU"/>
-              </w:rPr>
-              <w:t>id</w:t>
-            </w:r>
-            <w:proofErr w:type="spellEnd"/>
-            <w:r>
-              <w:rPr>
-                <w:lang w:val="ru-RU"/>
-              </w:rPr>
-              <w:t>": 123</w:t>
+              <w:t>"id": 123</w:t>
             </w:r>
           </w:p>
           <w:p>
@@ -8700,19 +7740,11 @@
         </w:rPr>
         <w:t>Р</w:t>
       </w:r>
-      <w:proofErr w:type="spellStart"/>
       <w:r>
         <w:rPr>
           <w:b/>
         </w:rPr>
-        <w:t>еквизитный</w:t>
-      </w:r>
-      <w:proofErr w:type="spellEnd"/>
-      <w:r>
-        <w:rPr>
-          <w:b/>
-        </w:rPr>
-        <w:t xml:space="preserve"> состав тела ответа </w:t>
+        <w:t xml:space="preserve">еквизитный состав тела ответа </w:t>
       </w:r>
     </w:p>
     <w:p>
@@ -8847,22 +7879,18 @@
               <w:widowControl w:val="0"/>
               <w:spacing w:line="240" w:lineRule="auto"/>
             </w:pPr>
-            <w:proofErr w:type="spellStart"/>
             <w:r>
               <w:t>Обязатель</w:t>
             </w:r>
-            <w:proofErr w:type="spellEnd"/>
             <w:r>
               <w:rPr>
                 <w:lang w:val="ru-RU"/>
               </w:rPr>
               <w:t>нос</w:t>
             </w:r>
-            <w:proofErr w:type="spellStart"/>
             <w:r>
               <w:t>ть</w:t>
             </w:r>
-            <w:proofErr w:type="spellEnd"/>
           </w:p>
         </w:tc>
         <w:tc>
@@ -9131,11 +8159,9 @@
                 <w:lang w:val="ru-RU"/>
               </w:rPr>
             </w:pPr>
-            <w:proofErr w:type="spellStart"/>
             <w:r>
               <w:t>integer</w:t>
             </w:r>
-            <w:proofErr w:type="spellEnd"/>
           </w:p>
         </w:tc>
         <w:tc>
@@ -9270,11 +8296,9 @@
               <w:widowControl w:val="0"/>
               <w:spacing w:line="240" w:lineRule="auto"/>
             </w:pPr>
-            <w:proofErr w:type="spellStart"/>
             <w:r>
               <w:t>message</w:t>
             </w:r>
-            <w:proofErr w:type="spellEnd"/>
           </w:p>
         </w:tc>
         <w:tc>
@@ -9636,11 +8660,9 @@
               <w:widowControl w:val="0"/>
               <w:spacing w:line="240" w:lineRule="auto"/>
             </w:pPr>
-            <w:proofErr w:type="spellStart"/>
             <w:r>
               <w:t>id</w:t>
             </w:r>
-            <w:proofErr w:type="spellEnd"/>
           </w:p>
         </w:tc>
         <w:tc>
@@ -9659,11 +8681,9 @@
               <w:widowControl w:val="0"/>
               <w:spacing w:line="240" w:lineRule="auto"/>
             </w:pPr>
-            <w:proofErr w:type="spellStart"/>
             <w:r>
               <w:t>integer</w:t>
             </w:r>
-            <w:proofErr w:type="spellEnd"/>
           </w:p>
         </w:tc>
         <w:tc>
@@ -9793,14 +8813,12 @@
           <w:b/>
         </w:rPr>
       </w:pPr>
-      <w:proofErr w:type="spellStart"/>
       <w:r>
         <w:rPr>
           <w:b/>
         </w:rPr>
         <w:t>Маппинг</w:t>
       </w:r>
-      <w:proofErr w:type="spellEnd"/>
       <w:r>
         <w:rPr>
           <w:b/>
@@ -9834,19 +8852,11 @@
           <w:b/>
         </w:rPr>
       </w:pPr>
-      <w:proofErr w:type="spellStart"/>
       <w:r>
         <w:rPr>
           <w:b/>
         </w:rPr>
-        <w:t>Sql</w:t>
-      </w:r>
-      <w:proofErr w:type="spellEnd"/>
-      <w:r>
-        <w:rPr>
-          <w:b/>
-        </w:rPr>
-        <w:t xml:space="preserve"> </w:t>
+        <w:t xml:space="preserve">Sql </w:t>
       </w:r>
       <w:r>
         <w:rPr>
@@ -10285,7 +9295,6 @@
         </w:rPr>
         <w:t>RECORD</w:t>
       </w:r>
-      <w:proofErr w:type="gramStart"/>
       <w:r>
         <w:rPr>
           <w:lang w:val="ru-RU"/>
@@ -10298,7 +9307,6 @@
         </w:rPr>
         <w:t>{</w:t>
       </w:r>
-      <w:proofErr w:type="gramEnd"/>
       <w:r>
         <w:rPr>
           <w:lang w:val="ru-RU"/>
@@ -11346,8 +10354,6 @@
         </w:rPr>
         <w:t>}</w:t>
       </w:r>
-      <w:bookmarkStart w:id="2" w:name="_GoBack"/>
-      <w:bookmarkEnd w:id="2"/>
     </w:p>
     <w:p>
       <w:pPr>
@@ -11367,58 +10373,6 @@
     </w:sectPr>
   </w:body>
 </w:document>
-</file>
-
-<file path=word/comments.xml><?xml version="1.0" encoding="utf-8"?>
-<w:comments xmlns:wpc="http://schemas.microsoft.com/office/word/2010/wordprocessingCanvas" xmlns:cx="http://schemas.microsoft.com/office/drawing/2014/chartex" xmlns:cx1="http://schemas.microsoft.com/office/drawing/2015/9/8/chartex" xmlns:mc="http://schemas.openxmlformats.org/markup-compatibility/2006" xmlns:o="urn:schemas-microsoft-com:office:office" xmlns:r="http://schemas.openxmlformats.org/officeDocument/2006/relationships" xmlns:m="http://schemas.openxmlformats.org/officeDocument/2006/math" xmlns:v="urn:schemas-microsoft-com:vml" xmlns:wp14="http://schemas.microsoft.com/office/word/2010/wordprocessingDrawing" xmlns:wp="http://schemas.openxmlformats.org/drawingml/2006/wordprocessingDrawing" xmlns:w10="urn:schemas-microsoft-com:office:word" xmlns:w="http://schemas.openxmlformats.org/wordprocessingml/2006/main" xmlns:w14="http://schemas.microsoft.com/office/word/2010/wordml" xmlns:w15="http://schemas.microsoft.com/office/word/2012/wordml" xmlns:w16se="http://schemas.microsoft.com/office/word/2015/wordml/symex" xmlns:wpg="http://schemas.microsoft.com/office/word/2010/wordprocessingGroup" xmlns:wpi="http://schemas.microsoft.com/office/word/2010/wordprocessingInk" xmlns:wne="http://schemas.microsoft.com/office/word/2006/wordml" xmlns:wps="http://schemas.microsoft.com/office/word/2010/wordprocessingShape" mc:Ignorable="w14 w15 w16se wp14">
-  <w:comment w:id="0" w:author="Юлия" w:date="2025-05-30T19:40:00Z" w:initials="Ю">
-    <w:p>
-      <w:pPr>
-        <w:pStyle w:val="ae"/>
-      </w:pPr>
-      <w:r>
-        <w:rPr>
-          <w:rStyle w:val="ad"/>
-        </w:rPr>
-        <w:annotationRef/>
-      </w:r>
-      <w:r>
-        <w:t>Не понятно, стоит ли такое выводить, ведь неясно что делать админу</w:t>
-      </w:r>
-    </w:p>
-  </w:comment>
-  <w:comment w:id="1" w:author="Юлия" w:date="2025-05-30T21:37:00Z" w:initials="Ю">
-    <w:p>
-      <w:pPr>
-        <w:pStyle w:val="ae"/>
-      </w:pPr>
-      <w:r>
-        <w:rPr>
-          <w:rStyle w:val="ad"/>
-        </w:rPr>
-        <w:annotationRef/>
-      </w:r>
-      <w:r>
-        <w:t xml:space="preserve">Или каждый запрос </w:t>
-      </w:r>
-      <w:proofErr w:type="gramStart"/>
-      <w:r>
-        <w:t>писать</w:t>
-      </w:r>
-      <w:proofErr w:type="gramEnd"/>
-      <w:r>
-        <w:t xml:space="preserve"> как отдельный шаг?</w:t>
-      </w:r>
-    </w:p>
-  </w:comment>
-</w:comments>
-</file>
-
-<file path=word/commentsExtended.xml><?xml version="1.0" encoding="utf-8"?>
-<w15:commentsEx xmlns:wpc="http://schemas.microsoft.com/office/word/2010/wordprocessingCanvas" xmlns:cx="http://schemas.microsoft.com/office/drawing/2014/chartex" xmlns:cx1="http://schemas.microsoft.com/office/drawing/2015/9/8/chartex" xmlns:mc="http://schemas.openxmlformats.org/markup-compatibility/2006" xmlns:o="urn:schemas-microsoft-com:office:office" xmlns:r="http://schemas.openxmlformats.org/officeDocument/2006/relationships" xmlns:m="http://schemas.openxmlformats.org/officeDocument/2006/math" xmlns:v="urn:schemas-microsoft-com:vml" xmlns:wp14="http://schemas.microsoft.com/office/word/2010/wordprocessingDrawing" xmlns:wp="http://schemas.openxmlformats.org/drawingml/2006/wordprocessingDrawing" xmlns:w10="urn:schemas-microsoft-com:office:word" xmlns:w="http://schemas.openxmlformats.org/wordprocessingml/2006/main" xmlns:w14="http://schemas.microsoft.com/office/word/2010/wordml" xmlns:w15="http://schemas.microsoft.com/office/word/2012/wordml" xmlns:w16se="http://schemas.microsoft.com/office/word/2015/wordml/symex" xmlns:wpg="http://schemas.microsoft.com/office/word/2010/wordprocessingGroup" xmlns:wpi="http://schemas.microsoft.com/office/word/2010/wordprocessingInk" xmlns:wne="http://schemas.microsoft.com/office/word/2006/wordml" xmlns:wps="http://schemas.microsoft.com/office/word/2010/wordprocessingShape" mc:Ignorable="w14 w15 w16se wp14">
-  <w15:commentEx w15:paraId="04B0E022" w15:done="0"/>
-  <w15:commentEx w15:paraId="797E9BA3" w15:done="0"/>
-</w15:commentsEx>
 </file>
 
 <file path=word/numbering.xml><?xml version="1.0" encoding="utf-8"?>
@@ -11833,14 +10787,6 @@
     </w:lvlOverride>
   </w:num>
 </w:numbering>
-</file>
-
-<file path=word/people.xml><?xml version="1.0" encoding="utf-8"?>
-<w15:people xmlns:wpc="http://schemas.microsoft.com/office/word/2010/wordprocessingCanvas" xmlns:cx="http://schemas.microsoft.com/office/drawing/2014/chartex" xmlns:cx1="http://schemas.microsoft.com/office/drawing/2015/9/8/chartex" xmlns:mc="http://schemas.openxmlformats.org/markup-compatibility/2006" xmlns:o="urn:schemas-microsoft-com:office:office" xmlns:r="http://schemas.openxmlformats.org/officeDocument/2006/relationships" xmlns:m="http://schemas.openxmlformats.org/officeDocument/2006/math" xmlns:v="urn:schemas-microsoft-com:vml" xmlns:wp14="http://schemas.microsoft.com/office/word/2010/wordprocessingDrawing" xmlns:wp="http://schemas.openxmlformats.org/drawingml/2006/wordprocessingDrawing" xmlns:w10="urn:schemas-microsoft-com:office:word" xmlns:w="http://schemas.openxmlformats.org/wordprocessingml/2006/main" xmlns:w14="http://schemas.microsoft.com/office/word/2010/wordml" xmlns:w15="http://schemas.microsoft.com/office/word/2012/wordml" xmlns:w16se="http://schemas.microsoft.com/office/word/2015/wordml/symex" xmlns:wpg="http://schemas.microsoft.com/office/word/2010/wordprocessingGroup" xmlns:wpi="http://schemas.microsoft.com/office/word/2010/wordprocessingInk" xmlns:wne="http://schemas.microsoft.com/office/word/2006/wordml" xmlns:wps="http://schemas.microsoft.com/office/word/2010/wordprocessingShape" mc:Ignorable="w14 w15 w16se wp14">
-  <w15:person w15:author="Юлия">
-    <w15:presenceInfo w15:providerId="Windows Live" w15:userId="7b5b8dfe9511d0d8"/>
-  </w15:person>
-</w15:people>
 </file>
 
 <file path=word/styles.xml><?xml version="1.0" encoding="utf-8"?>
@@ -12956,7 +11902,7 @@
 </file>
 
 <file path=customXml/itemProps1.xml><?xml version="1.0" encoding="utf-8"?>
-<ds:datastoreItem xmlns:ds="http://schemas.openxmlformats.org/officeDocument/2006/customXml" ds:itemID="{DA086069-BAA2-4E63-9550-34334A54321E}">
+<ds:datastoreItem xmlns:ds="http://schemas.openxmlformats.org/officeDocument/2006/customXml" ds:itemID="{A5D4BEF5-8676-48D1-8A74-666F20E52CA3}">
   <ds:schemaRefs>
     <ds:schemaRef ds:uri="http://schemas.openxmlformats.org/officeDocument/2006/bibliography"/>
   </ds:schemaRefs>
